--- a/taniguchi/api/Fix/API設計書_保守契約管理.docx
+++ b/taniguchi/api/Fix/API設計書_保守契約管理.docx
@@ -1002,7 +1002,7 @@
       <w:r>
         <w:fldChar w:fldCharType="separate"/>
       </w:r>
-      <w:hyperlink w:anchor="_Toc231332273" w:history="1">
+      <w:hyperlink w:anchor="_Toc231755827" w:history="1">
         <w:r>
           <w:rPr>
             <w:rStyle w:val="afffffff5"/>
@@ -1029,7 +1029,7 @@
             <w:noProof/>
             <w:webHidden/>
           </w:rPr>
-          <w:instrText xml:space="preserve"> PAGEREF _Toc231332273 \h </w:instrText>
+          <w:instrText xml:space="preserve"> PAGEREF _Toc231755827 \h </w:instrText>
         </w:r>
         <w:r>
           <w:rPr>
@@ -1077,7 +1077,7 @@
           <w14:ligatures w14:val="standardContextual"/>
         </w:rPr>
       </w:pPr>
-      <w:hyperlink w:anchor="_Toc231332274" w:history="1">
+      <w:hyperlink w:anchor="_Toc231755828" w:history="1">
         <w:r>
           <w:rPr>
             <w:rStyle w:val="afffffff5"/>
@@ -1104,7 +1104,7 @@
             <w:noProof/>
             <w:webHidden/>
           </w:rPr>
-          <w:instrText xml:space="preserve"> PAGEREF _Toc231332274 \h </w:instrText>
+          <w:instrText xml:space="preserve"> PAGEREF _Toc231755828 \h </w:instrText>
         </w:r>
         <w:r>
           <w:rPr>
@@ -1152,7 +1152,7 @@
           <w14:ligatures w14:val="standardContextual"/>
         </w:rPr>
       </w:pPr>
-      <w:hyperlink w:anchor="_Toc231332275" w:history="1">
+      <w:hyperlink w:anchor="_Toc231755829" w:history="1">
         <w:r>
           <w:rPr>
             <w:rStyle w:val="afffffff5"/>
@@ -1179,7 +1179,7 @@
             <w:noProof/>
             <w:webHidden/>
           </w:rPr>
-          <w:instrText xml:space="preserve"> PAGEREF _Toc231332275 \h </w:instrText>
+          <w:instrText xml:space="preserve"> PAGEREF _Toc231755829 \h </w:instrText>
         </w:r>
         <w:r>
           <w:rPr>
@@ -1227,7 +1227,7 @@
           <w14:ligatures w14:val="standardContextual"/>
         </w:rPr>
       </w:pPr>
-      <w:hyperlink w:anchor="_Toc231332276" w:history="1">
+      <w:hyperlink w:anchor="_Toc231755830" w:history="1">
         <w:r>
           <w:rPr>
             <w:rStyle w:val="afffffff5"/>
@@ -1254,7 +1254,7 @@
             <w:noProof/>
             <w:webHidden/>
           </w:rPr>
-          <w:instrText xml:space="preserve"> PAGEREF _Toc231332276 \h </w:instrText>
+          <w:instrText xml:space="preserve"> PAGEREF _Toc231755830 \h </w:instrText>
         </w:r>
         <w:r>
           <w:rPr>
@@ -1302,7 +1302,7 @@
           <w14:ligatures w14:val="standardContextual"/>
         </w:rPr>
       </w:pPr>
-      <w:hyperlink w:anchor="_Toc231332277" w:history="1">
+      <w:hyperlink w:anchor="_Toc231755831" w:history="1">
         <w:r>
           <w:rPr>
             <w:rStyle w:val="afffffff5"/>
@@ -1329,7 +1329,7 @@
             <w:noProof/>
             <w:webHidden/>
           </w:rPr>
-          <w:instrText xml:space="preserve"> PAGEREF _Toc231332277 \h </w:instrText>
+          <w:instrText xml:space="preserve"> PAGEREF _Toc231755831 \h </w:instrText>
         </w:r>
         <w:r>
           <w:rPr>
@@ -1378,7 +1378,7 @@
           <w14:ligatures w14:val="standardContextual"/>
         </w:rPr>
       </w:pPr>
-      <w:hyperlink w:anchor="_Toc231332278" w:history="1">
+      <w:hyperlink w:anchor="_Toc231755832" w:history="1">
         <w:r>
           <w:rPr>
             <w:rStyle w:val="afffffff5"/>
@@ -1405,7 +1405,7 @@
             <w:noProof/>
             <w:webHidden/>
           </w:rPr>
-          <w:instrText xml:space="preserve"> PAGEREF _Toc231332278 \h </w:instrText>
+          <w:instrText xml:space="preserve"> PAGEREF _Toc231755832 \h </w:instrText>
         </w:r>
         <w:r>
           <w:rPr>
@@ -1453,7 +1453,7 @@
           <w14:ligatures w14:val="standardContextual"/>
         </w:rPr>
       </w:pPr>
-      <w:hyperlink w:anchor="_Toc231332279" w:history="1">
+      <w:hyperlink w:anchor="_Toc231755833" w:history="1">
         <w:r>
           <w:rPr>
             <w:rStyle w:val="afffffff5"/>
@@ -1480,7 +1480,7 @@
             <w:noProof/>
             <w:webHidden/>
           </w:rPr>
-          <w:instrText xml:space="preserve"> PAGEREF _Toc231332279 \h </w:instrText>
+          <w:instrText xml:space="preserve"> PAGEREF _Toc231755833 \h </w:instrText>
         </w:r>
         <w:r>
           <w:rPr>
@@ -1528,7 +1528,7 @@
           <w14:ligatures w14:val="standardContextual"/>
         </w:rPr>
       </w:pPr>
-      <w:hyperlink w:anchor="_Toc231332280" w:history="1">
+      <w:hyperlink w:anchor="_Toc231755834" w:history="1">
         <w:r>
           <w:rPr>
             <w:rStyle w:val="afffffff5"/>
@@ -1555,7 +1555,7 @@
             <w:noProof/>
             <w:webHidden/>
           </w:rPr>
-          <w:instrText xml:space="preserve"> PAGEREF _Toc231332280 \h </w:instrText>
+          <w:instrText xml:space="preserve"> PAGEREF _Toc231755834 \h </w:instrText>
         </w:r>
         <w:r>
           <w:rPr>
@@ -1603,7 +1603,7 @@
           <w14:ligatures w14:val="standardContextual"/>
         </w:rPr>
       </w:pPr>
-      <w:hyperlink w:anchor="_Toc231332281" w:history="1">
+      <w:hyperlink w:anchor="_Toc231755835" w:history="1">
         <w:r>
           <w:rPr>
             <w:rStyle w:val="afffffff5"/>
@@ -1630,7 +1630,7 @@
             <w:noProof/>
             <w:webHidden/>
           </w:rPr>
-          <w:instrText xml:space="preserve"> PAGEREF _Toc231332281 \h </w:instrText>
+          <w:instrText xml:space="preserve"> PAGEREF _Toc231755835 \h </w:instrText>
         </w:r>
         <w:r>
           <w:rPr>
@@ -1679,7 +1679,7 @@
           <w14:ligatures w14:val="standardContextual"/>
         </w:rPr>
       </w:pPr>
-      <w:hyperlink w:anchor="_Toc231332282" w:history="1">
+      <w:hyperlink w:anchor="_Toc231755836" w:history="1">
         <w:r>
           <w:rPr>
             <w:rStyle w:val="afffffff5"/>
@@ -1706,7 +1706,7 @@
             <w:noProof/>
             <w:webHidden/>
           </w:rPr>
-          <w:instrText xml:space="preserve"> PAGEREF _Toc231332282 \h </w:instrText>
+          <w:instrText xml:space="preserve"> PAGEREF _Toc231755836 \h </w:instrText>
         </w:r>
         <w:r>
           <w:rPr>
@@ -1754,7 +1754,7 @@
           <w14:ligatures w14:val="standardContextual"/>
         </w:rPr>
       </w:pPr>
-      <w:hyperlink w:anchor="_Toc231332283" w:history="1">
+      <w:hyperlink w:anchor="_Toc231755837" w:history="1">
         <w:r>
           <w:rPr>
             <w:rStyle w:val="afffffff5"/>
@@ -1781,7 +1781,7 @@
             <w:noProof/>
             <w:webHidden/>
           </w:rPr>
-          <w:instrText xml:space="preserve"> PAGEREF _Toc231332283 \h </w:instrText>
+          <w:instrText xml:space="preserve"> PAGEREF _Toc231755837 \h </w:instrText>
         </w:r>
         <w:r>
           <w:rPr>
@@ -1829,7 +1829,7 @@
           <w14:ligatures w14:val="standardContextual"/>
         </w:rPr>
       </w:pPr>
-      <w:hyperlink w:anchor="_Toc231332284" w:history="1">
+      <w:hyperlink w:anchor="_Toc231755838" w:history="1">
         <w:r>
           <w:rPr>
             <w:rStyle w:val="afffffff5"/>
@@ -1856,7 +1856,7 @@
             <w:noProof/>
             <w:webHidden/>
           </w:rPr>
-          <w:instrText xml:space="preserve"> PAGEREF _Toc231332284 \h </w:instrText>
+          <w:instrText xml:space="preserve"> PAGEREF _Toc231755838 \h </w:instrText>
         </w:r>
         <w:r>
           <w:rPr>
@@ -1904,7 +1904,7 @@
           <w14:ligatures w14:val="standardContextual"/>
         </w:rPr>
       </w:pPr>
-      <w:hyperlink w:anchor="_Toc231332285" w:history="1">
+      <w:hyperlink w:anchor="_Toc231755839" w:history="1">
         <w:r>
           <w:rPr>
             <w:rStyle w:val="afffffff5"/>
@@ -1931,7 +1931,7 @@
             <w:noProof/>
             <w:webHidden/>
           </w:rPr>
-          <w:instrText xml:space="preserve"> PAGEREF _Toc231332285 \h </w:instrText>
+          <w:instrText xml:space="preserve"> PAGEREF _Toc231755839 \h </w:instrText>
         </w:r>
         <w:r>
           <w:rPr>
@@ -1979,7 +1979,7 @@
           <w14:ligatures w14:val="standardContextual"/>
         </w:rPr>
       </w:pPr>
-      <w:hyperlink w:anchor="_Toc231332286" w:history="1">
+      <w:hyperlink w:anchor="_Toc231755840" w:history="1">
         <w:r>
           <w:rPr>
             <w:rStyle w:val="afffffff5"/>
@@ -2006,7 +2006,7 @@
             <w:noProof/>
             <w:webHidden/>
           </w:rPr>
-          <w:instrText xml:space="preserve"> PAGEREF _Toc231332286 \h </w:instrText>
+          <w:instrText xml:space="preserve"> PAGEREF _Toc231755840 \h </w:instrText>
         </w:r>
         <w:r>
           <w:rPr>
@@ -2054,7 +2054,7 @@
           <w14:ligatures w14:val="standardContextual"/>
         </w:rPr>
       </w:pPr>
-      <w:hyperlink w:anchor="_Toc231332287" w:history="1">
+      <w:hyperlink w:anchor="_Toc231755841" w:history="1">
         <w:r>
           <w:rPr>
             <w:rStyle w:val="afffffff5"/>
@@ -2081,7 +2081,7 @@
             <w:noProof/>
             <w:webHidden/>
           </w:rPr>
-          <w:instrText xml:space="preserve"> PAGEREF _Toc231332287 \h </w:instrText>
+          <w:instrText xml:space="preserve"> PAGEREF _Toc231755841 \h </w:instrText>
         </w:r>
         <w:r>
           <w:rPr>
@@ -2129,7 +2129,7 @@
           <w14:ligatures w14:val="standardContextual"/>
         </w:rPr>
       </w:pPr>
-      <w:hyperlink w:anchor="_Toc231332288" w:history="1">
+      <w:hyperlink w:anchor="_Toc231755842" w:history="1">
         <w:r>
           <w:rPr>
             <w:rStyle w:val="afffffff5"/>
@@ -2156,7 +2156,7 @@
             <w:noProof/>
             <w:webHidden/>
           </w:rPr>
-          <w:instrText xml:space="preserve"> PAGEREF _Toc231332288 \h </w:instrText>
+          <w:instrText xml:space="preserve"> PAGEREF _Toc231755842 \h </w:instrText>
         </w:r>
         <w:r>
           <w:rPr>
@@ -2204,7 +2204,7 @@
           <w14:ligatures w14:val="standardContextual"/>
         </w:rPr>
       </w:pPr>
-      <w:hyperlink w:anchor="_Toc231332289" w:history="1">
+      <w:hyperlink w:anchor="_Toc231755843" w:history="1">
         <w:r>
           <w:rPr>
             <w:rStyle w:val="afffffff5"/>
@@ -2231,7 +2231,7 @@
             <w:noProof/>
             <w:webHidden/>
           </w:rPr>
-          <w:instrText xml:space="preserve"> PAGEREF _Toc231332289 \h </w:instrText>
+          <w:instrText xml:space="preserve"> PAGEREF _Toc231755843 \h </w:instrText>
         </w:r>
         <w:r>
           <w:rPr>
@@ -2279,7 +2279,7 @@
           <w14:ligatures w14:val="standardContextual"/>
         </w:rPr>
       </w:pPr>
-      <w:hyperlink w:anchor="_Toc231332290" w:history="1">
+      <w:hyperlink w:anchor="_Toc231755844" w:history="1">
         <w:r>
           <w:rPr>
             <w:rStyle w:val="afffffff5"/>
@@ -2306,7 +2306,7 @@
             <w:noProof/>
             <w:webHidden/>
           </w:rPr>
-          <w:instrText xml:space="preserve"> PAGEREF _Toc231332290 \h </w:instrText>
+          <w:instrText xml:space="preserve"> PAGEREF _Toc231755844 \h </w:instrText>
         </w:r>
         <w:r>
           <w:rPr>
@@ -2354,7 +2354,7 @@
           <w14:ligatures w14:val="standardContextual"/>
         </w:rPr>
       </w:pPr>
-      <w:hyperlink w:anchor="_Toc231332291" w:history="1">
+      <w:hyperlink w:anchor="_Toc231755845" w:history="1">
         <w:r>
           <w:rPr>
             <w:rStyle w:val="afffffff5"/>
@@ -2381,7 +2381,7 @@
             <w:noProof/>
             <w:webHidden/>
           </w:rPr>
-          <w:instrText xml:space="preserve"> PAGEREF _Toc231332291 \h </w:instrText>
+          <w:instrText xml:space="preserve"> PAGEREF _Toc231755845 \h </w:instrText>
         </w:r>
         <w:r>
           <w:rPr>
@@ -2429,7 +2429,7 @@
           <w14:ligatures w14:val="standardContextual"/>
         </w:rPr>
       </w:pPr>
-      <w:hyperlink w:anchor="_Toc231332292" w:history="1">
+      <w:hyperlink w:anchor="_Toc231755846" w:history="1">
         <w:r>
           <w:rPr>
             <w:rStyle w:val="afffffff5"/>
@@ -2456,7 +2456,7 @@
             <w:noProof/>
             <w:webHidden/>
           </w:rPr>
-          <w:instrText xml:space="preserve"> PAGEREF _Toc231332292 \h </w:instrText>
+          <w:instrText xml:space="preserve"> PAGEREF _Toc231755846 \h </w:instrText>
         </w:r>
         <w:r>
           <w:rPr>
@@ -2504,7 +2504,7 @@
           <w14:ligatures w14:val="standardContextual"/>
         </w:rPr>
       </w:pPr>
-      <w:hyperlink w:anchor="_Toc231332293" w:history="1">
+      <w:hyperlink w:anchor="_Toc231755847" w:history="1">
         <w:r>
           <w:rPr>
             <w:rStyle w:val="afffffff5"/>
@@ -2531,7 +2531,7 @@
             <w:noProof/>
             <w:webHidden/>
           </w:rPr>
-          <w:instrText xml:space="preserve"> PAGEREF _Toc231332293 \h </w:instrText>
+          <w:instrText xml:space="preserve"> PAGEREF _Toc231755847 \h </w:instrText>
         </w:r>
         <w:r>
           <w:rPr>
@@ -2579,7 +2579,7 @@
           <w14:ligatures w14:val="standardContextual"/>
         </w:rPr>
       </w:pPr>
-      <w:hyperlink w:anchor="_Toc231332294" w:history="1">
+      <w:hyperlink w:anchor="_Toc231755848" w:history="1">
         <w:r>
           <w:rPr>
             <w:rStyle w:val="afffffff5"/>
@@ -2606,7 +2606,7 @@
             <w:noProof/>
             <w:webHidden/>
           </w:rPr>
-          <w:instrText xml:space="preserve"> PAGEREF _Toc231332294 \h </w:instrText>
+          <w:instrText xml:space="preserve"> PAGEREF _Toc231755848 \h </w:instrText>
         </w:r>
         <w:r>
           <w:rPr>
@@ -2653,7 +2653,7 @@
           <w14:ligatures w14:val="standardContextual"/>
         </w:rPr>
       </w:pPr>
-      <w:hyperlink w:anchor="_Toc231332295" w:history="1">
+      <w:hyperlink w:anchor="_Toc231755849" w:history="1">
         <w:r>
           <w:rPr>
             <w:rStyle w:val="afffffff5"/>
@@ -2680,7 +2680,7 @@
             <w:noProof/>
             <w:webHidden/>
           </w:rPr>
-          <w:instrText xml:space="preserve"> PAGEREF _Toc231332295 \h </w:instrText>
+          <w:instrText xml:space="preserve"> PAGEREF _Toc231755849 \h </w:instrText>
         </w:r>
         <w:r>
           <w:rPr>
@@ -2727,7 +2727,7 @@
           <w14:ligatures w14:val="standardContextual"/>
         </w:rPr>
       </w:pPr>
-      <w:hyperlink w:anchor="_Toc231332296" w:history="1">
+      <w:hyperlink w:anchor="_Toc231755850" w:history="1">
         <w:r>
           <w:rPr>
             <w:rStyle w:val="afffffff5"/>
@@ -2754,7 +2754,7 @@
             <w:noProof/>
             <w:webHidden/>
           </w:rPr>
-          <w:instrText xml:space="preserve"> PAGEREF _Toc231332296 \h </w:instrText>
+          <w:instrText xml:space="preserve"> PAGEREF _Toc231755850 \h </w:instrText>
         </w:r>
         <w:r>
           <w:rPr>
@@ -2801,7 +2801,7 @@
           <w14:ligatures w14:val="standardContextual"/>
         </w:rPr>
       </w:pPr>
-      <w:hyperlink w:anchor="_Toc231332297" w:history="1">
+      <w:hyperlink w:anchor="_Toc231755851" w:history="1">
         <w:r>
           <w:rPr>
             <w:rStyle w:val="afffffff5"/>
@@ -2828,7 +2828,7 @@
             <w:noProof/>
             <w:webHidden/>
           </w:rPr>
-          <w:instrText xml:space="preserve"> PAGEREF _Toc231332297 \h </w:instrText>
+          <w:instrText xml:space="preserve"> PAGEREF _Toc231755851 \h </w:instrText>
         </w:r>
         <w:r>
           <w:rPr>
@@ -2875,7 +2875,7 @@
           <w14:ligatures w14:val="standardContextual"/>
         </w:rPr>
       </w:pPr>
-      <w:hyperlink w:anchor="_Toc231332298" w:history="1">
+      <w:hyperlink w:anchor="_Toc231755852" w:history="1">
         <w:r>
           <w:rPr>
             <w:rStyle w:val="afffffff5"/>
@@ -2902,7 +2902,7 @@
             <w:noProof/>
             <w:webHidden/>
           </w:rPr>
-          <w:instrText xml:space="preserve"> PAGEREF _Toc231332298 \h </w:instrText>
+          <w:instrText xml:space="preserve"> PAGEREF _Toc231755852 \h </w:instrText>
         </w:r>
         <w:r>
           <w:rPr>
@@ -2949,7 +2949,7 @@
           <w14:ligatures w14:val="standardContextual"/>
         </w:rPr>
       </w:pPr>
-      <w:hyperlink w:anchor="_Toc231332299" w:history="1">
+      <w:hyperlink w:anchor="_Toc231755853" w:history="1">
         <w:r>
           <w:rPr>
             <w:rStyle w:val="afffffff5"/>
@@ -2976,7 +2976,7 @@
             <w:noProof/>
             <w:webHidden/>
           </w:rPr>
-          <w:instrText xml:space="preserve"> PAGEREF _Toc231332299 \h </w:instrText>
+          <w:instrText xml:space="preserve"> PAGEREF _Toc231755853 \h </w:instrText>
         </w:r>
         <w:r>
           <w:rPr>
@@ -3023,7 +3023,7 @@
           <w14:ligatures w14:val="standardContextual"/>
         </w:rPr>
       </w:pPr>
-      <w:hyperlink w:anchor="_Toc231332300" w:history="1">
+      <w:hyperlink w:anchor="_Toc231755854" w:history="1">
         <w:r>
           <w:rPr>
             <w:rStyle w:val="afffffff5"/>
@@ -3050,7 +3050,7 @@
             <w:noProof/>
             <w:webHidden/>
           </w:rPr>
-          <w:instrText xml:space="preserve"> PAGEREF _Toc231332300 \h </w:instrText>
+          <w:instrText xml:space="preserve"> PAGEREF _Toc231755854 \h </w:instrText>
         </w:r>
         <w:r>
           <w:rPr>
@@ -3097,7 +3097,7 @@
           <w14:ligatures w14:val="standardContextual"/>
         </w:rPr>
       </w:pPr>
-      <w:hyperlink w:anchor="_Toc231332301" w:history="1">
+      <w:hyperlink w:anchor="_Toc231755855" w:history="1">
         <w:r>
           <w:rPr>
             <w:rStyle w:val="afffffff5"/>
@@ -3124,7 +3124,7 @@
             <w:noProof/>
             <w:webHidden/>
           </w:rPr>
-          <w:instrText xml:space="preserve"> PAGEREF _Toc231332301 \h </w:instrText>
+          <w:instrText xml:space="preserve"> PAGEREF _Toc231755855 \h </w:instrText>
         </w:r>
         <w:r>
           <w:rPr>
@@ -3171,7 +3171,7 @@
           <w14:ligatures w14:val="standardContextual"/>
         </w:rPr>
       </w:pPr>
-      <w:hyperlink w:anchor="_Toc231332302" w:history="1">
+      <w:hyperlink w:anchor="_Toc231755856" w:history="1">
         <w:r>
           <w:rPr>
             <w:rStyle w:val="afffffff5"/>
@@ -3198,7 +3198,7 @@
             <w:noProof/>
             <w:webHidden/>
           </w:rPr>
-          <w:instrText xml:space="preserve"> PAGEREF _Toc231332302 \h </w:instrText>
+          <w:instrText xml:space="preserve"> PAGEREF _Toc231755856 \h </w:instrText>
         </w:r>
         <w:r>
           <w:rPr>
@@ -3247,7 +3247,7 @@
           <w14:ligatures w14:val="standardContextual"/>
         </w:rPr>
       </w:pPr>
-      <w:hyperlink w:anchor="_Toc231332303" w:history="1">
+      <w:hyperlink w:anchor="_Toc231755857" w:history="1">
         <w:r>
           <w:rPr>
             <w:rStyle w:val="afffffff5"/>
@@ -3274,7 +3274,7 @@
             <w:noProof/>
             <w:webHidden/>
           </w:rPr>
-          <w:instrText xml:space="preserve"> PAGEREF _Toc231332303 \h </w:instrText>
+          <w:instrText xml:space="preserve"> PAGEREF _Toc231755857 \h </w:instrText>
         </w:r>
         <w:r>
           <w:rPr>
@@ -3323,7 +3323,7 @@
           <w14:ligatures w14:val="standardContextual"/>
         </w:rPr>
       </w:pPr>
-      <w:hyperlink w:anchor="_Toc231332304" w:history="1">
+      <w:hyperlink w:anchor="_Toc231755858" w:history="1">
         <w:r>
           <w:rPr>
             <w:rStyle w:val="afffffff5"/>
@@ -3350,7 +3350,7 @@
             <w:noProof/>
             <w:webHidden/>
           </w:rPr>
-          <w:instrText xml:space="preserve"> PAGEREF _Toc231332304 \h </w:instrText>
+          <w:instrText xml:space="preserve"> PAGEREF _Toc231755858 \h </w:instrText>
         </w:r>
         <w:r>
           <w:rPr>
@@ -3398,7 +3398,7 @@
           <w14:ligatures w14:val="standardContextual"/>
         </w:rPr>
       </w:pPr>
-      <w:hyperlink w:anchor="_Toc231332305" w:history="1">
+      <w:hyperlink w:anchor="_Toc231755859" w:history="1">
         <w:r>
           <w:rPr>
             <w:rStyle w:val="afffffff5"/>
@@ -3425,7 +3425,7 @@
             <w:noProof/>
             <w:webHidden/>
           </w:rPr>
-          <w:instrText xml:space="preserve"> PAGEREF _Toc231332305 \h </w:instrText>
+          <w:instrText xml:space="preserve"> PAGEREF _Toc231755859 \h </w:instrText>
         </w:r>
         <w:r>
           <w:rPr>
@@ -3472,7 +3472,7 @@
           <w14:ligatures w14:val="standardContextual"/>
         </w:rPr>
       </w:pPr>
-      <w:hyperlink w:anchor="_Toc231332306" w:history="1">
+      <w:hyperlink w:anchor="_Toc231755860" w:history="1">
         <w:r>
           <w:rPr>
             <w:rStyle w:val="afffffff5"/>
@@ -3499,7 +3499,7 @@
             <w:noProof/>
             <w:webHidden/>
           </w:rPr>
-          <w:instrText xml:space="preserve"> PAGEREF _Toc231332306 \h </w:instrText>
+          <w:instrText xml:space="preserve"> PAGEREF _Toc231755860 \h </w:instrText>
         </w:r>
         <w:r>
           <w:rPr>
@@ -3546,7 +3546,7 @@
           <w14:ligatures w14:val="standardContextual"/>
         </w:rPr>
       </w:pPr>
-      <w:hyperlink w:anchor="_Toc231332307" w:history="1">
+      <w:hyperlink w:anchor="_Toc231755861" w:history="1">
         <w:r>
           <w:rPr>
             <w:rStyle w:val="afffffff5"/>
@@ -3573,7 +3573,7 @@
             <w:noProof/>
             <w:webHidden/>
           </w:rPr>
-          <w:instrText xml:space="preserve"> PAGEREF _Toc231332307 \h </w:instrText>
+          <w:instrText xml:space="preserve"> PAGEREF _Toc231755861 \h </w:instrText>
         </w:r>
         <w:r>
           <w:rPr>
@@ -3620,7 +3620,7 @@
           <w14:ligatures w14:val="standardContextual"/>
         </w:rPr>
       </w:pPr>
-      <w:hyperlink w:anchor="_Toc231332308" w:history="1">
+      <w:hyperlink w:anchor="_Toc231755862" w:history="1">
         <w:r>
           <w:rPr>
             <w:rStyle w:val="afffffff5"/>
@@ -3647,7 +3647,7 @@
             <w:noProof/>
             <w:webHidden/>
           </w:rPr>
-          <w:instrText xml:space="preserve"> PAGEREF _Toc231332308 \h </w:instrText>
+          <w:instrText xml:space="preserve"> PAGEREF _Toc231755862 \h </w:instrText>
         </w:r>
         <w:r>
           <w:rPr>
@@ -3695,7 +3695,7 @@
           <w14:ligatures w14:val="standardContextual"/>
         </w:rPr>
       </w:pPr>
-      <w:hyperlink w:anchor="_Toc231332309" w:history="1">
+      <w:hyperlink w:anchor="_Toc231755863" w:history="1">
         <w:r>
           <w:rPr>
             <w:rStyle w:val="afffffff5"/>
@@ -3722,7 +3722,7 @@
             <w:noProof/>
             <w:webHidden/>
           </w:rPr>
-          <w:instrText xml:space="preserve"> PAGEREF _Toc231332309 \h </w:instrText>
+          <w:instrText xml:space="preserve"> PAGEREF _Toc231755863 \h </w:instrText>
         </w:r>
         <w:r>
           <w:rPr>
@@ -3769,7 +3769,7 @@
           <w14:ligatures w14:val="standardContextual"/>
         </w:rPr>
       </w:pPr>
-      <w:hyperlink w:anchor="_Toc231332310" w:history="1">
+      <w:hyperlink w:anchor="_Toc231755864" w:history="1">
         <w:r>
           <w:rPr>
             <w:rStyle w:val="afffffff5"/>
@@ -3796,7 +3796,7 @@
             <w:noProof/>
             <w:webHidden/>
           </w:rPr>
-          <w:instrText xml:space="preserve"> PAGEREF _Toc231332310 \h </w:instrText>
+          <w:instrText xml:space="preserve"> PAGEREF _Toc231755864 \h </w:instrText>
         </w:r>
         <w:r>
           <w:rPr>
@@ -3843,7 +3843,7 @@
           <w14:ligatures w14:val="standardContextual"/>
         </w:rPr>
       </w:pPr>
-      <w:hyperlink w:anchor="_Toc231332311" w:history="1">
+      <w:hyperlink w:anchor="_Toc231755865" w:history="1">
         <w:r>
           <w:rPr>
             <w:rStyle w:val="afffffff5"/>
@@ -3870,7 +3870,7 @@
             <w:noProof/>
             <w:webHidden/>
           </w:rPr>
-          <w:instrText xml:space="preserve"> PAGEREF _Toc231332311 \h </w:instrText>
+          <w:instrText xml:space="preserve"> PAGEREF _Toc231755865 \h </w:instrText>
         </w:r>
         <w:r>
           <w:rPr>
@@ -3917,7 +3917,7 @@
           <w14:ligatures w14:val="standardContextual"/>
         </w:rPr>
       </w:pPr>
-      <w:hyperlink w:anchor="_Toc231332312" w:history="1">
+      <w:hyperlink w:anchor="_Toc231755866" w:history="1">
         <w:r>
           <w:rPr>
             <w:rStyle w:val="afffffff5"/>
@@ -3944,7 +3944,7 @@
             <w:noProof/>
             <w:webHidden/>
           </w:rPr>
-          <w:instrText xml:space="preserve"> PAGEREF _Toc231332312 \h </w:instrText>
+          <w:instrText xml:space="preserve"> PAGEREF _Toc231755866 \h </w:instrText>
         </w:r>
         <w:r>
           <w:rPr>
@@ -3992,7 +3992,7 @@
           <w14:ligatures w14:val="standardContextual"/>
         </w:rPr>
       </w:pPr>
-      <w:hyperlink w:anchor="_Toc231332313" w:history="1">
+      <w:hyperlink w:anchor="_Toc231755867" w:history="1">
         <w:r>
           <w:rPr>
             <w:rStyle w:val="afffffff5"/>
@@ -4019,7 +4019,7 @@
             <w:noProof/>
             <w:webHidden/>
           </w:rPr>
-          <w:instrText xml:space="preserve"> PAGEREF _Toc231332313 \h </w:instrText>
+          <w:instrText xml:space="preserve"> PAGEREF _Toc231755867 \h </w:instrText>
         </w:r>
         <w:r>
           <w:rPr>
@@ -4066,7 +4066,7 @@
           <w14:ligatures w14:val="standardContextual"/>
         </w:rPr>
       </w:pPr>
-      <w:hyperlink w:anchor="_Toc231332314" w:history="1">
+      <w:hyperlink w:anchor="_Toc231755868" w:history="1">
         <w:r>
           <w:rPr>
             <w:rStyle w:val="afffffff5"/>
@@ -4093,7 +4093,7 @@
             <w:noProof/>
             <w:webHidden/>
           </w:rPr>
-          <w:instrText xml:space="preserve"> PAGEREF _Toc231332314 \h </w:instrText>
+          <w:instrText xml:space="preserve"> PAGEREF _Toc231755868 \h </w:instrText>
         </w:r>
         <w:r>
           <w:rPr>
@@ -4140,7 +4140,7 @@
           <w14:ligatures w14:val="standardContextual"/>
         </w:rPr>
       </w:pPr>
-      <w:hyperlink w:anchor="_Toc231332315" w:history="1">
+      <w:hyperlink w:anchor="_Toc231755869" w:history="1">
         <w:r>
           <w:rPr>
             <w:rStyle w:val="afffffff5"/>
@@ -4167,7 +4167,7 @@
             <w:noProof/>
             <w:webHidden/>
           </w:rPr>
-          <w:instrText xml:space="preserve"> PAGEREF _Toc231332315 \h </w:instrText>
+          <w:instrText xml:space="preserve"> PAGEREF _Toc231755869 \h </w:instrText>
         </w:r>
         <w:r>
           <w:rPr>
@@ -4214,7 +4214,7 @@
           <w14:ligatures w14:val="standardContextual"/>
         </w:rPr>
       </w:pPr>
-      <w:hyperlink w:anchor="_Toc231332316" w:history="1">
+      <w:hyperlink w:anchor="_Toc231755870" w:history="1">
         <w:r>
           <w:rPr>
             <w:rStyle w:val="afffffff5"/>
@@ -4241,7 +4241,7 @@
             <w:noProof/>
             <w:webHidden/>
           </w:rPr>
-          <w:instrText xml:space="preserve"> PAGEREF _Toc231332316 \h </w:instrText>
+          <w:instrText xml:space="preserve"> PAGEREF _Toc231755870 \h </w:instrText>
         </w:r>
         <w:r>
           <w:rPr>
@@ -4288,7 +4288,7 @@
           <w14:ligatures w14:val="standardContextual"/>
         </w:rPr>
       </w:pPr>
-      <w:hyperlink w:anchor="_Toc231332317" w:history="1">
+      <w:hyperlink w:anchor="_Toc231755871" w:history="1">
         <w:r>
           <w:rPr>
             <w:rStyle w:val="afffffff5"/>
@@ -4315,7 +4315,7 @@
             <w:noProof/>
             <w:webHidden/>
           </w:rPr>
-          <w:instrText xml:space="preserve"> PAGEREF _Toc231332317 \h </w:instrText>
+          <w:instrText xml:space="preserve"> PAGEREF _Toc231755871 \h </w:instrText>
         </w:r>
         <w:r>
           <w:rPr>
@@ -4363,7 +4363,7 @@
           <w14:ligatures w14:val="standardContextual"/>
         </w:rPr>
       </w:pPr>
-      <w:hyperlink w:anchor="_Toc231332318" w:history="1">
+      <w:hyperlink w:anchor="_Toc231755872" w:history="1">
         <w:r>
           <w:rPr>
             <w:rStyle w:val="afffffff5"/>
@@ -4390,7 +4390,7 @@
             <w:noProof/>
             <w:webHidden/>
           </w:rPr>
-          <w:instrText xml:space="preserve"> PAGEREF _Toc231332318 \h </w:instrText>
+          <w:instrText xml:space="preserve"> PAGEREF _Toc231755872 \h </w:instrText>
         </w:r>
         <w:r>
           <w:rPr>
@@ -4437,7 +4437,7 @@
           <w14:ligatures w14:val="standardContextual"/>
         </w:rPr>
       </w:pPr>
-      <w:hyperlink w:anchor="_Toc231332319" w:history="1">
+      <w:hyperlink w:anchor="_Toc231755873" w:history="1">
         <w:r>
           <w:rPr>
             <w:rStyle w:val="afffffff5"/>
@@ -4464,7 +4464,7 @@
             <w:noProof/>
             <w:webHidden/>
           </w:rPr>
-          <w:instrText xml:space="preserve"> PAGEREF _Toc231332319 \h </w:instrText>
+          <w:instrText xml:space="preserve"> PAGEREF _Toc231755873 \h </w:instrText>
         </w:r>
         <w:r>
           <w:rPr>
@@ -4511,7 +4511,7 @@
           <w14:ligatures w14:val="standardContextual"/>
         </w:rPr>
       </w:pPr>
-      <w:hyperlink w:anchor="_Toc231332320" w:history="1">
+      <w:hyperlink w:anchor="_Toc231755874" w:history="1">
         <w:r>
           <w:rPr>
             <w:rStyle w:val="afffffff5"/>
@@ -4538,7 +4538,7 @@
             <w:noProof/>
             <w:webHidden/>
           </w:rPr>
-          <w:instrText xml:space="preserve"> PAGEREF _Toc231332320 \h </w:instrText>
+          <w:instrText xml:space="preserve"> PAGEREF _Toc231755874 \h </w:instrText>
         </w:r>
         <w:r>
           <w:rPr>
@@ -4585,7 +4585,7 @@
           <w14:ligatures w14:val="standardContextual"/>
         </w:rPr>
       </w:pPr>
-      <w:hyperlink w:anchor="_Toc231332321" w:history="1">
+      <w:hyperlink w:anchor="_Toc231755875" w:history="1">
         <w:r>
           <w:rPr>
             <w:rStyle w:val="afffffff5"/>
@@ -4612,7 +4612,7 @@
             <w:noProof/>
             <w:webHidden/>
           </w:rPr>
-          <w:instrText xml:space="preserve"> PAGEREF _Toc231332321 \h </w:instrText>
+          <w:instrText xml:space="preserve"> PAGEREF _Toc231755875 \h </w:instrText>
         </w:r>
         <w:r>
           <w:rPr>
@@ -4659,7 +4659,7 @@
           <w14:ligatures w14:val="standardContextual"/>
         </w:rPr>
       </w:pPr>
-      <w:hyperlink w:anchor="_Toc231332322" w:history="1">
+      <w:hyperlink w:anchor="_Toc231755876" w:history="1">
         <w:r>
           <w:rPr>
             <w:rStyle w:val="afffffff5"/>
@@ -4686,7 +4686,7 @@
             <w:noProof/>
             <w:webHidden/>
           </w:rPr>
-          <w:instrText xml:space="preserve"> PAGEREF _Toc231332322 \h </w:instrText>
+          <w:instrText xml:space="preserve"> PAGEREF _Toc231755876 \h </w:instrText>
         </w:r>
         <w:r>
           <w:rPr>
@@ -4734,7 +4734,7 @@
           <w14:ligatures w14:val="standardContextual"/>
         </w:rPr>
       </w:pPr>
-      <w:hyperlink w:anchor="_Toc231332323" w:history="1">
+      <w:hyperlink w:anchor="_Toc231755877" w:history="1">
         <w:r>
           <w:rPr>
             <w:rStyle w:val="afffffff5"/>
@@ -4761,7 +4761,7 @@
             <w:noProof/>
             <w:webHidden/>
           </w:rPr>
-          <w:instrText xml:space="preserve"> PAGEREF _Toc231332323 \h </w:instrText>
+          <w:instrText xml:space="preserve"> PAGEREF _Toc231755877 \h </w:instrText>
         </w:r>
         <w:r>
           <w:rPr>
@@ -4808,7 +4808,7 @@
           <w14:ligatures w14:val="standardContextual"/>
         </w:rPr>
       </w:pPr>
-      <w:hyperlink w:anchor="_Toc231332324" w:history="1">
+      <w:hyperlink w:anchor="_Toc231755878" w:history="1">
         <w:r>
           <w:rPr>
             <w:rStyle w:val="afffffff5"/>
@@ -4835,7 +4835,7 @@
             <w:noProof/>
             <w:webHidden/>
           </w:rPr>
-          <w:instrText xml:space="preserve"> PAGEREF _Toc231332324 \h </w:instrText>
+          <w:instrText xml:space="preserve"> PAGEREF _Toc231755878 \h </w:instrText>
         </w:r>
         <w:r>
           <w:rPr>
@@ -4882,7 +4882,7 @@
           <w14:ligatures w14:val="standardContextual"/>
         </w:rPr>
       </w:pPr>
-      <w:hyperlink w:anchor="_Toc231332325" w:history="1">
+      <w:hyperlink w:anchor="_Toc231755879" w:history="1">
         <w:r>
           <w:rPr>
             <w:rStyle w:val="afffffff5"/>
@@ -4909,7 +4909,7 @@
             <w:noProof/>
             <w:webHidden/>
           </w:rPr>
-          <w:instrText xml:space="preserve"> PAGEREF _Toc231332325 \h </w:instrText>
+          <w:instrText xml:space="preserve"> PAGEREF _Toc231755879 \h </w:instrText>
         </w:r>
         <w:r>
           <w:rPr>
@@ -4956,7 +4956,7 @@
           <w14:ligatures w14:val="standardContextual"/>
         </w:rPr>
       </w:pPr>
-      <w:hyperlink w:anchor="_Toc231332326" w:history="1">
+      <w:hyperlink w:anchor="_Toc231755880" w:history="1">
         <w:r>
           <w:rPr>
             <w:rStyle w:val="afffffff5"/>
@@ -4983,7 +4983,7 @@
             <w:noProof/>
             <w:webHidden/>
           </w:rPr>
-          <w:instrText xml:space="preserve"> PAGEREF _Toc231332326 \h </w:instrText>
+          <w:instrText xml:space="preserve"> PAGEREF _Toc231755880 \h </w:instrText>
         </w:r>
         <w:r>
           <w:rPr>
@@ -5031,7 +5031,7 @@
           <w14:ligatures w14:val="standardContextual"/>
         </w:rPr>
       </w:pPr>
-      <w:hyperlink w:anchor="_Toc231332327" w:history="1">
+      <w:hyperlink w:anchor="_Toc231755881" w:history="1">
         <w:r>
           <w:rPr>
             <w:rStyle w:val="afffffff5"/>
@@ -5058,7 +5058,7 @@
             <w:noProof/>
             <w:webHidden/>
           </w:rPr>
-          <w:instrText xml:space="preserve"> PAGEREF _Toc231332327 \h </w:instrText>
+          <w:instrText xml:space="preserve"> PAGEREF _Toc231755881 \h </w:instrText>
         </w:r>
         <w:r>
           <w:rPr>
@@ -5105,7 +5105,7 @@
           <w14:ligatures w14:val="standardContextual"/>
         </w:rPr>
       </w:pPr>
-      <w:hyperlink w:anchor="_Toc231332328" w:history="1">
+      <w:hyperlink w:anchor="_Toc231755882" w:history="1">
         <w:r>
           <w:rPr>
             <w:rStyle w:val="afffffff5"/>
@@ -5132,7 +5132,7 @@
             <w:noProof/>
             <w:webHidden/>
           </w:rPr>
-          <w:instrText xml:space="preserve"> PAGEREF _Toc231332328 \h </w:instrText>
+          <w:instrText xml:space="preserve"> PAGEREF _Toc231755882 \h </w:instrText>
         </w:r>
         <w:r>
           <w:rPr>
@@ -5179,7 +5179,7 @@
           <w14:ligatures w14:val="standardContextual"/>
         </w:rPr>
       </w:pPr>
-      <w:hyperlink w:anchor="_Toc231332329" w:history="1">
+      <w:hyperlink w:anchor="_Toc231755883" w:history="1">
         <w:r>
           <w:rPr>
             <w:rStyle w:val="afffffff5"/>
@@ -5206,7 +5206,7 @@
             <w:noProof/>
             <w:webHidden/>
           </w:rPr>
-          <w:instrText xml:space="preserve"> PAGEREF _Toc231332329 \h </w:instrText>
+          <w:instrText xml:space="preserve"> PAGEREF _Toc231755883 \h </w:instrText>
         </w:r>
         <w:r>
           <w:rPr>
@@ -5253,7 +5253,7 @@
           <w14:ligatures w14:val="standardContextual"/>
         </w:rPr>
       </w:pPr>
-      <w:hyperlink w:anchor="_Toc231332330" w:history="1">
+      <w:hyperlink w:anchor="_Toc231755884" w:history="1">
         <w:r>
           <w:rPr>
             <w:rStyle w:val="afffffff5"/>
@@ -5280,7 +5280,7 @@
             <w:noProof/>
             <w:webHidden/>
           </w:rPr>
-          <w:instrText xml:space="preserve"> PAGEREF _Toc231332330 \h </w:instrText>
+          <w:instrText xml:space="preserve"> PAGEREF _Toc231755884 \h </w:instrText>
         </w:r>
         <w:r>
           <w:rPr>
@@ -5327,7 +5327,7 @@
           <w14:ligatures w14:val="standardContextual"/>
         </w:rPr>
       </w:pPr>
-      <w:hyperlink w:anchor="_Toc231332331" w:history="1">
+      <w:hyperlink w:anchor="_Toc231755885" w:history="1">
         <w:r>
           <w:rPr>
             <w:rStyle w:val="afffffff5"/>
@@ -5354,7 +5354,7 @@
             <w:noProof/>
             <w:webHidden/>
           </w:rPr>
-          <w:instrText xml:space="preserve"> PAGEREF _Toc231332331 \h </w:instrText>
+          <w:instrText xml:space="preserve"> PAGEREF _Toc231755885 \h </w:instrText>
         </w:r>
         <w:r>
           <w:rPr>
@@ -5402,7 +5402,7 @@
           <w14:ligatures w14:val="standardContextual"/>
         </w:rPr>
       </w:pPr>
-      <w:hyperlink w:anchor="_Toc231332332" w:history="1">
+      <w:hyperlink w:anchor="_Toc231755886" w:history="1">
         <w:r>
           <w:rPr>
             <w:rStyle w:val="afffffff5"/>
@@ -5429,7 +5429,7 @@
             <w:noProof/>
             <w:webHidden/>
           </w:rPr>
-          <w:instrText xml:space="preserve"> PAGEREF _Toc231332332 \h </w:instrText>
+          <w:instrText xml:space="preserve"> PAGEREF _Toc231755886 \h </w:instrText>
         </w:r>
         <w:r>
           <w:rPr>
@@ -5476,7 +5476,7 @@
           <w14:ligatures w14:val="standardContextual"/>
         </w:rPr>
       </w:pPr>
-      <w:hyperlink w:anchor="_Toc231332333" w:history="1">
+      <w:hyperlink w:anchor="_Toc231755887" w:history="1">
         <w:r>
           <w:rPr>
             <w:rStyle w:val="afffffff5"/>
@@ -5503,7 +5503,7 @@
             <w:noProof/>
             <w:webHidden/>
           </w:rPr>
-          <w:instrText xml:space="preserve"> PAGEREF _Toc231332333 \h </w:instrText>
+          <w:instrText xml:space="preserve"> PAGEREF _Toc231755887 \h </w:instrText>
         </w:r>
         <w:r>
           <w:rPr>
@@ -5550,7 +5550,7 @@
           <w14:ligatures w14:val="standardContextual"/>
         </w:rPr>
       </w:pPr>
-      <w:hyperlink w:anchor="_Toc231332334" w:history="1">
+      <w:hyperlink w:anchor="_Toc231755888" w:history="1">
         <w:r>
           <w:rPr>
             <w:rStyle w:val="afffffff5"/>
@@ -5577,7 +5577,7 @@
             <w:noProof/>
             <w:webHidden/>
           </w:rPr>
-          <w:instrText xml:space="preserve"> PAGEREF _Toc231332334 \h </w:instrText>
+          <w:instrText xml:space="preserve"> PAGEREF _Toc231755888 \h </w:instrText>
         </w:r>
         <w:r>
           <w:rPr>
@@ -5624,7 +5624,7 @@
           <w14:ligatures w14:val="standardContextual"/>
         </w:rPr>
       </w:pPr>
-      <w:hyperlink w:anchor="_Toc231332335" w:history="1">
+      <w:hyperlink w:anchor="_Toc231755889" w:history="1">
         <w:r>
           <w:rPr>
             <w:rStyle w:val="afffffff5"/>
@@ -5651,7 +5651,7 @@
             <w:noProof/>
             <w:webHidden/>
           </w:rPr>
-          <w:instrText xml:space="preserve"> PAGEREF _Toc231332335 \h </w:instrText>
+          <w:instrText xml:space="preserve"> PAGEREF _Toc231755889 \h </w:instrText>
         </w:r>
         <w:r>
           <w:rPr>
@@ -5699,7 +5699,7 @@
           <w14:ligatures w14:val="standardContextual"/>
         </w:rPr>
       </w:pPr>
-      <w:hyperlink w:anchor="_Toc231332336" w:history="1">
+      <w:hyperlink w:anchor="_Toc231755890" w:history="1">
         <w:r>
           <w:rPr>
             <w:rStyle w:val="afffffff5"/>
@@ -5726,7 +5726,7 @@
             <w:noProof/>
             <w:webHidden/>
           </w:rPr>
-          <w:instrText xml:space="preserve"> PAGEREF _Toc231332336 \h </w:instrText>
+          <w:instrText xml:space="preserve"> PAGEREF _Toc231755890 \h </w:instrText>
         </w:r>
         <w:r>
           <w:rPr>
@@ -5773,7 +5773,7 @@
           <w14:ligatures w14:val="standardContextual"/>
         </w:rPr>
       </w:pPr>
-      <w:hyperlink w:anchor="_Toc231332337" w:history="1">
+      <w:hyperlink w:anchor="_Toc231755891" w:history="1">
         <w:r>
           <w:rPr>
             <w:rStyle w:val="afffffff5"/>
@@ -5800,7 +5800,7 @@
             <w:noProof/>
             <w:webHidden/>
           </w:rPr>
-          <w:instrText xml:space="preserve"> PAGEREF _Toc231332337 \h </w:instrText>
+          <w:instrText xml:space="preserve"> PAGEREF _Toc231755891 \h </w:instrText>
         </w:r>
         <w:r>
           <w:rPr>
@@ -5847,7 +5847,7 @@
           <w14:ligatures w14:val="standardContextual"/>
         </w:rPr>
       </w:pPr>
-      <w:hyperlink w:anchor="_Toc231332338" w:history="1">
+      <w:hyperlink w:anchor="_Toc231755892" w:history="1">
         <w:r>
           <w:rPr>
             <w:rStyle w:val="afffffff5"/>
@@ -5874,7 +5874,7 @@
             <w:noProof/>
             <w:webHidden/>
           </w:rPr>
-          <w:instrText xml:space="preserve"> PAGEREF _Toc231332338 \h </w:instrText>
+          <w:instrText xml:space="preserve"> PAGEREF _Toc231755892 \h </w:instrText>
         </w:r>
         <w:r>
           <w:rPr>
@@ -5921,7 +5921,7 @@
           <w14:ligatures w14:val="standardContextual"/>
         </w:rPr>
       </w:pPr>
-      <w:hyperlink w:anchor="_Toc231332339" w:history="1">
+      <w:hyperlink w:anchor="_Toc231755893" w:history="1">
         <w:r>
           <w:rPr>
             <w:rStyle w:val="afffffff5"/>
@@ -5948,7 +5948,7 @@
             <w:noProof/>
             <w:webHidden/>
           </w:rPr>
-          <w:instrText xml:space="preserve"> PAGEREF _Toc231332339 \h </w:instrText>
+          <w:instrText xml:space="preserve"> PAGEREF _Toc231755893 \h </w:instrText>
         </w:r>
         <w:r>
           <w:rPr>
@@ -5995,7 +5995,7 @@
           <w14:ligatures w14:val="standardContextual"/>
         </w:rPr>
       </w:pPr>
-      <w:hyperlink w:anchor="_Toc231332340" w:history="1">
+      <w:hyperlink w:anchor="_Toc231755894" w:history="1">
         <w:r>
           <w:rPr>
             <w:rStyle w:val="afffffff5"/>
@@ -6022,7 +6022,7 @@
             <w:noProof/>
             <w:webHidden/>
           </w:rPr>
-          <w:instrText xml:space="preserve"> PAGEREF _Toc231332340 \h </w:instrText>
+          <w:instrText xml:space="preserve"> PAGEREF _Toc231755894 \h </w:instrText>
         </w:r>
         <w:r>
           <w:rPr>
@@ -6070,7 +6070,7 @@
           <w14:ligatures w14:val="standardContextual"/>
         </w:rPr>
       </w:pPr>
-      <w:hyperlink w:anchor="_Toc231332341" w:history="1">
+      <w:hyperlink w:anchor="_Toc231755895" w:history="1">
         <w:r>
           <w:rPr>
             <w:rStyle w:val="afffffff5"/>
@@ -6097,7 +6097,7 @@
             <w:noProof/>
             <w:webHidden/>
           </w:rPr>
-          <w:instrText xml:space="preserve"> PAGEREF _Toc231332341 \h </w:instrText>
+          <w:instrText xml:space="preserve"> PAGEREF _Toc231755895 \h </w:instrText>
         </w:r>
         <w:r>
           <w:rPr>
@@ -6144,7 +6144,7 @@
           <w14:ligatures w14:val="standardContextual"/>
         </w:rPr>
       </w:pPr>
-      <w:hyperlink w:anchor="_Toc231332342" w:history="1">
+      <w:hyperlink w:anchor="_Toc231755896" w:history="1">
         <w:r>
           <w:rPr>
             <w:rStyle w:val="afffffff5"/>
@@ -6171,7 +6171,7 @@
             <w:noProof/>
             <w:webHidden/>
           </w:rPr>
-          <w:instrText xml:space="preserve"> PAGEREF _Toc231332342 \h </w:instrText>
+          <w:instrText xml:space="preserve"> PAGEREF _Toc231755896 \h </w:instrText>
         </w:r>
         <w:r>
           <w:rPr>
@@ -6218,7 +6218,7 @@
           <w14:ligatures w14:val="standardContextual"/>
         </w:rPr>
       </w:pPr>
-      <w:hyperlink w:anchor="_Toc231332343" w:history="1">
+      <w:hyperlink w:anchor="_Toc231755897" w:history="1">
         <w:r>
           <w:rPr>
             <w:rStyle w:val="afffffff5"/>
@@ -6245,7 +6245,7 @@
             <w:noProof/>
             <w:webHidden/>
           </w:rPr>
-          <w:instrText xml:space="preserve"> PAGEREF _Toc231332343 \h </w:instrText>
+          <w:instrText xml:space="preserve"> PAGEREF _Toc231755897 \h </w:instrText>
         </w:r>
         <w:r>
           <w:rPr>
@@ -6292,7 +6292,7 @@
           <w14:ligatures w14:val="standardContextual"/>
         </w:rPr>
       </w:pPr>
-      <w:hyperlink w:anchor="_Toc231332344" w:history="1">
+      <w:hyperlink w:anchor="_Toc231755898" w:history="1">
         <w:r>
           <w:rPr>
             <w:rStyle w:val="afffffff5"/>
@@ -6319,7 +6319,7 @@
             <w:noProof/>
             <w:webHidden/>
           </w:rPr>
-          <w:instrText xml:space="preserve"> PAGEREF _Toc231332344 \h </w:instrText>
+          <w:instrText xml:space="preserve"> PAGEREF _Toc231755898 \h </w:instrText>
         </w:r>
         <w:r>
           <w:rPr>
@@ -6366,7 +6366,7 @@
           <w14:ligatures w14:val="standardContextual"/>
         </w:rPr>
       </w:pPr>
-      <w:hyperlink w:anchor="_Toc231332345" w:history="1">
+      <w:hyperlink w:anchor="_Toc231755899" w:history="1">
         <w:r>
           <w:rPr>
             <w:rStyle w:val="afffffff5"/>
@@ -6393,7 +6393,7 @@
             <w:noProof/>
             <w:webHidden/>
           </w:rPr>
-          <w:instrText xml:space="preserve"> PAGEREF _Toc231332345 \h </w:instrText>
+          <w:instrText xml:space="preserve"> PAGEREF _Toc231755899 \h </w:instrText>
         </w:r>
         <w:r>
           <w:rPr>
@@ -6441,7 +6441,7 @@
           <w14:ligatures w14:val="standardContextual"/>
         </w:rPr>
       </w:pPr>
-      <w:hyperlink w:anchor="_Toc231332346" w:history="1">
+      <w:hyperlink w:anchor="_Toc231755900" w:history="1">
         <w:r>
           <w:rPr>
             <w:rStyle w:val="afffffff5"/>
@@ -6468,7 +6468,7 @@
             <w:noProof/>
             <w:webHidden/>
           </w:rPr>
-          <w:instrText xml:space="preserve"> PAGEREF _Toc231332346 \h </w:instrText>
+          <w:instrText xml:space="preserve"> PAGEREF _Toc231755900 \h </w:instrText>
         </w:r>
         <w:r>
           <w:rPr>
@@ -6515,7 +6515,7 @@
           <w14:ligatures w14:val="standardContextual"/>
         </w:rPr>
       </w:pPr>
-      <w:hyperlink w:anchor="_Toc231332347" w:history="1">
+      <w:hyperlink w:anchor="_Toc231755901" w:history="1">
         <w:r>
           <w:rPr>
             <w:rStyle w:val="afffffff5"/>
@@ -6542,7 +6542,7 @@
             <w:noProof/>
             <w:webHidden/>
           </w:rPr>
-          <w:instrText xml:space="preserve"> PAGEREF _Toc231332347 \h </w:instrText>
+          <w:instrText xml:space="preserve"> PAGEREF _Toc231755901 \h </w:instrText>
         </w:r>
         <w:r>
           <w:rPr>
@@ -6589,7 +6589,7 @@
           <w14:ligatures w14:val="standardContextual"/>
         </w:rPr>
       </w:pPr>
-      <w:hyperlink w:anchor="_Toc231332348" w:history="1">
+      <w:hyperlink w:anchor="_Toc231755902" w:history="1">
         <w:r>
           <w:rPr>
             <w:rStyle w:val="afffffff5"/>
@@ -6616,7 +6616,7 @@
             <w:noProof/>
             <w:webHidden/>
           </w:rPr>
-          <w:instrText xml:space="preserve"> PAGEREF _Toc231332348 \h </w:instrText>
+          <w:instrText xml:space="preserve"> PAGEREF _Toc231755902 \h </w:instrText>
         </w:r>
         <w:r>
           <w:rPr>
@@ -6663,7 +6663,7 @@
           <w14:ligatures w14:val="standardContextual"/>
         </w:rPr>
       </w:pPr>
-      <w:hyperlink w:anchor="_Toc231332349" w:history="1">
+      <w:hyperlink w:anchor="_Toc231755903" w:history="1">
         <w:r>
           <w:rPr>
             <w:rStyle w:val="afffffff5"/>
@@ -6690,7 +6690,7 @@
             <w:noProof/>
             <w:webHidden/>
           </w:rPr>
-          <w:instrText xml:space="preserve"> PAGEREF _Toc231332349 \h </w:instrText>
+          <w:instrText xml:space="preserve"> PAGEREF _Toc231755903 \h </w:instrText>
         </w:r>
         <w:r>
           <w:rPr>
@@ -6738,7 +6738,7 @@
           <w14:ligatures w14:val="standardContextual"/>
         </w:rPr>
       </w:pPr>
-      <w:hyperlink w:anchor="_Toc231332350" w:history="1">
+      <w:hyperlink w:anchor="_Toc231755904" w:history="1">
         <w:r>
           <w:rPr>
             <w:rStyle w:val="afffffff5"/>
@@ -6765,7 +6765,7 @@
             <w:noProof/>
             <w:webHidden/>
           </w:rPr>
-          <w:instrText xml:space="preserve"> PAGEREF _Toc231332350 \h </w:instrText>
+          <w:instrText xml:space="preserve"> PAGEREF _Toc231755904 \h </w:instrText>
         </w:r>
         <w:r>
           <w:rPr>
@@ -6812,7 +6812,7 @@
           <w14:ligatures w14:val="standardContextual"/>
         </w:rPr>
       </w:pPr>
-      <w:hyperlink w:anchor="_Toc231332351" w:history="1">
+      <w:hyperlink w:anchor="_Toc231755905" w:history="1">
         <w:r>
           <w:rPr>
             <w:rStyle w:val="afffffff5"/>
@@ -6839,7 +6839,7 @@
             <w:noProof/>
             <w:webHidden/>
           </w:rPr>
-          <w:instrText xml:space="preserve"> PAGEREF _Toc231332351 \h </w:instrText>
+          <w:instrText xml:space="preserve"> PAGEREF _Toc231755905 \h </w:instrText>
         </w:r>
         <w:r>
           <w:rPr>
@@ -6886,7 +6886,7 @@
           <w14:ligatures w14:val="standardContextual"/>
         </w:rPr>
       </w:pPr>
-      <w:hyperlink w:anchor="_Toc231332352" w:history="1">
+      <w:hyperlink w:anchor="_Toc231755906" w:history="1">
         <w:r>
           <w:rPr>
             <w:rStyle w:val="afffffff5"/>
@@ -6913,7 +6913,7 @@
             <w:noProof/>
             <w:webHidden/>
           </w:rPr>
-          <w:instrText xml:space="preserve"> PAGEREF _Toc231332352 \h </w:instrText>
+          <w:instrText xml:space="preserve"> PAGEREF _Toc231755906 \h </w:instrText>
         </w:r>
         <w:r>
           <w:rPr>
@@ -6960,7 +6960,7 @@
           <w14:ligatures w14:val="standardContextual"/>
         </w:rPr>
       </w:pPr>
-      <w:hyperlink w:anchor="_Toc231332353" w:history="1">
+      <w:hyperlink w:anchor="_Toc231755907" w:history="1">
         <w:r>
           <w:rPr>
             <w:rStyle w:val="afffffff5"/>
@@ -6987,7 +6987,7 @@
             <w:noProof/>
             <w:webHidden/>
           </w:rPr>
-          <w:instrText xml:space="preserve"> PAGEREF _Toc231332353 \h </w:instrText>
+          <w:instrText xml:space="preserve"> PAGEREF _Toc231755907 \h </w:instrText>
         </w:r>
         <w:r>
           <w:rPr>
@@ -7035,7 +7035,7 @@
           <w14:ligatures w14:val="standardContextual"/>
         </w:rPr>
       </w:pPr>
-      <w:hyperlink w:anchor="_Toc231332354" w:history="1">
+      <w:hyperlink w:anchor="_Toc231755908" w:history="1">
         <w:r>
           <w:rPr>
             <w:rStyle w:val="afffffff5"/>
@@ -7062,7 +7062,7 @@
             <w:noProof/>
             <w:webHidden/>
           </w:rPr>
-          <w:instrText xml:space="preserve"> PAGEREF _Toc231332354 \h </w:instrText>
+          <w:instrText xml:space="preserve"> PAGEREF _Toc231755908 \h </w:instrText>
         </w:r>
         <w:r>
           <w:rPr>
@@ -7109,7 +7109,7 @@
           <w14:ligatures w14:val="standardContextual"/>
         </w:rPr>
       </w:pPr>
-      <w:hyperlink w:anchor="_Toc231332355" w:history="1">
+      <w:hyperlink w:anchor="_Toc231755909" w:history="1">
         <w:r>
           <w:rPr>
             <w:rStyle w:val="afffffff5"/>
@@ -7136,7 +7136,7 @@
             <w:noProof/>
             <w:webHidden/>
           </w:rPr>
-          <w:instrText xml:space="preserve"> PAGEREF _Toc231332355 \h </w:instrText>
+          <w:instrText xml:space="preserve"> PAGEREF _Toc231755909 \h </w:instrText>
         </w:r>
         <w:r>
           <w:rPr>
@@ -7183,7 +7183,7 @@
           <w14:ligatures w14:val="standardContextual"/>
         </w:rPr>
       </w:pPr>
-      <w:hyperlink w:anchor="_Toc231332356" w:history="1">
+      <w:hyperlink w:anchor="_Toc231755910" w:history="1">
         <w:r>
           <w:rPr>
             <w:rStyle w:val="afffffff5"/>
@@ -7210,7 +7210,7 @@
             <w:noProof/>
             <w:webHidden/>
           </w:rPr>
-          <w:instrText xml:space="preserve"> PAGEREF _Toc231332356 \h </w:instrText>
+          <w:instrText xml:space="preserve"> PAGEREF _Toc231755910 \h </w:instrText>
         </w:r>
         <w:r>
           <w:rPr>
@@ -7257,7 +7257,7 @@
           <w14:ligatures w14:val="standardContextual"/>
         </w:rPr>
       </w:pPr>
-      <w:hyperlink w:anchor="_Toc231332357" w:history="1">
+      <w:hyperlink w:anchor="_Toc231755911" w:history="1">
         <w:r>
           <w:rPr>
             <w:rStyle w:val="afffffff5"/>
@@ -7284,7 +7284,7 @@
             <w:noProof/>
             <w:webHidden/>
           </w:rPr>
-          <w:instrText xml:space="preserve"> PAGEREF _Toc231332357 \h </w:instrText>
+          <w:instrText xml:space="preserve"> PAGEREF _Toc231755911 \h </w:instrText>
         </w:r>
         <w:r>
           <w:rPr>
@@ -7331,7 +7331,7 @@
           <w14:ligatures w14:val="standardContextual"/>
         </w:rPr>
       </w:pPr>
-      <w:hyperlink w:anchor="_Toc231332358" w:history="1">
+      <w:hyperlink w:anchor="_Toc231755912" w:history="1">
         <w:r>
           <w:rPr>
             <w:rStyle w:val="afffffff5"/>
@@ -7358,7 +7358,7 @@
             <w:noProof/>
             <w:webHidden/>
           </w:rPr>
-          <w:instrText xml:space="preserve"> PAGEREF _Toc231332358 \h </w:instrText>
+          <w:instrText xml:space="preserve"> PAGEREF _Toc231755912 \h </w:instrText>
         </w:r>
         <w:r>
           <w:rPr>
@@ -7406,7 +7406,7 @@
           <w14:ligatures w14:val="standardContextual"/>
         </w:rPr>
       </w:pPr>
-      <w:hyperlink w:anchor="_Toc231332359" w:history="1">
+      <w:hyperlink w:anchor="_Toc231755913" w:history="1">
         <w:r>
           <w:rPr>
             <w:rStyle w:val="afffffff5"/>
@@ -7433,7 +7433,7 @@
             <w:noProof/>
             <w:webHidden/>
           </w:rPr>
-          <w:instrText xml:space="preserve"> PAGEREF _Toc231332359 \h </w:instrText>
+          <w:instrText xml:space="preserve"> PAGEREF _Toc231755913 \h </w:instrText>
         </w:r>
         <w:r>
           <w:rPr>
@@ -7480,7 +7480,7 @@
           <w14:ligatures w14:val="standardContextual"/>
         </w:rPr>
       </w:pPr>
-      <w:hyperlink w:anchor="_Toc231332360" w:history="1">
+      <w:hyperlink w:anchor="_Toc231755914" w:history="1">
         <w:r>
           <w:rPr>
             <w:rStyle w:val="afffffff5"/>
@@ -7507,7 +7507,7 @@
             <w:noProof/>
             <w:webHidden/>
           </w:rPr>
-          <w:instrText xml:space="preserve"> PAGEREF _Toc231332360 \h </w:instrText>
+          <w:instrText xml:space="preserve"> PAGEREF _Toc231755914 \h </w:instrText>
         </w:r>
         <w:r>
           <w:rPr>
@@ -7554,7 +7554,7 @@
           <w14:ligatures w14:val="standardContextual"/>
         </w:rPr>
       </w:pPr>
-      <w:hyperlink w:anchor="_Toc231332361" w:history="1">
+      <w:hyperlink w:anchor="_Toc231755915" w:history="1">
         <w:r>
           <w:rPr>
             <w:rStyle w:val="afffffff5"/>
@@ -7581,7 +7581,7 @@
             <w:noProof/>
             <w:webHidden/>
           </w:rPr>
-          <w:instrText xml:space="preserve"> PAGEREF _Toc231332361 \h </w:instrText>
+          <w:instrText xml:space="preserve"> PAGEREF _Toc231755915 \h </w:instrText>
         </w:r>
         <w:r>
           <w:rPr>
@@ -7628,7 +7628,7 @@
           <w14:ligatures w14:val="standardContextual"/>
         </w:rPr>
       </w:pPr>
-      <w:hyperlink w:anchor="_Toc231332362" w:history="1">
+      <w:hyperlink w:anchor="_Toc231755916" w:history="1">
         <w:r>
           <w:rPr>
             <w:rStyle w:val="afffffff5"/>
@@ -7655,7 +7655,7 @@
             <w:noProof/>
             <w:webHidden/>
           </w:rPr>
-          <w:instrText xml:space="preserve"> PAGEREF _Toc231332362 \h </w:instrText>
+          <w:instrText xml:space="preserve"> PAGEREF _Toc231755916 \h </w:instrText>
         </w:r>
         <w:r>
           <w:rPr>
@@ -7702,7 +7702,7 @@
           <w14:ligatures w14:val="standardContextual"/>
         </w:rPr>
       </w:pPr>
-      <w:hyperlink w:anchor="_Toc231332363" w:history="1">
+      <w:hyperlink w:anchor="_Toc231755917" w:history="1">
         <w:r>
           <w:rPr>
             <w:rStyle w:val="afffffff5"/>
@@ -7729,7 +7729,7 @@
             <w:noProof/>
             <w:webHidden/>
           </w:rPr>
-          <w:instrText xml:space="preserve"> PAGEREF _Toc231332363 \h </w:instrText>
+          <w:instrText xml:space="preserve"> PAGEREF _Toc231755917 \h </w:instrText>
         </w:r>
         <w:r>
           <w:rPr>
@@ -7777,7 +7777,7 @@
           <w14:ligatures w14:val="standardContextual"/>
         </w:rPr>
       </w:pPr>
-      <w:hyperlink w:anchor="_Toc231332364" w:history="1">
+      <w:hyperlink w:anchor="_Toc231755918" w:history="1">
         <w:r>
           <w:rPr>
             <w:rStyle w:val="afffffff5"/>
@@ -7804,7 +7804,7 @@
             <w:noProof/>
             <w:webHidden/>
           </w:rPr>
-          <w:instrText xml:space="preserve"> PAGEREF _Toc231332364 \h </w:instrText>
+          <w:instrText xml:space="preserve"> PAGEREF _Toc231755918 \h </w:instrText>
         </w:r>
         <w:r>
           <w:rPr>
@@ -7851,7 +7851,7 @@
           <w14:ligatures w14:val="standardContextual"/>
         </w:rPr>
       </w:pPr>
-      <w:hyperlink w:anchor="_Toc231332365" w:history="1">
+      <w:hyperlink w:anchor="_Toc231755919" w:history="1">
         <w:r>
           <w:rPr>
             <w:rStyle w:val="afffffff5"/>
@@ -7878,7 +7878,7 @@
             <w:noProof/>
             <w:webHidden/>
           </w:rPr>
-          <w:instrText xml:space="preserve"> PAGEREF _Toc231332365 \h </w:instrText>
+          <w:instrText xml:space="preserve"> PAGEREF _Toc231755919 \h </w:instrText>
         </w:r>
         <w:r>
           <w:rPr>
@@ -7925,7 +7925,7 @@
           <w14:ligatures w14:val="standardContextual"/>
         </w:rPr>
       </w:pPr>
-      <w:hyperlink w:anchor="_Toc231332366" w:history="1">
+      <w:hyperlink w:anchor="_Toc231755920" w:history="1">
         <w:r>
           <w:rPr>
             <w:rStyle w:val="afffffff5"/>
@@ -7952,7 +7952,7 @@
             <w:noProof/>
             <w:webHidden/>
           </w:rPr>
-          <w:instrText xml:space="preserve"> PAGEREF _Toc231332366 \h </w:instrText>
+          <w:instrText xml:space="preserve"> PAGEREF _Toc231755920 \h </w:instrText>
         </w:r>
         <w:r>
           <w:rPr>
@@ -7999,7 +7999,7 @@
           <w14:ligatures w14:val="standardContextual"/>
         </w:rPr>
       </w:pPr>
-      <w:hyperlink w:anchor="_Toc231332367" w:history="1">
+      <w:hyperlink w:anchor="_Toc231755921" w:history="1">
         <w:r>
           <w:rPr>
             <w:rStyle w:val="afffffff5"/>
@@ -8026,7 +8026,7 @@
             <w:noProof/>
             <w:webHidden/>
           </w:rPr>
-          <w:instrText xml:space="preserve"> PAGEREF _Toc231332367 \h </w:instrText>
+          <w:instrText xml:space="preserve"> PAGEREF _Toc231755921 \h </w:instrText>
         </w:r>
         <w:r>
           <w:rPr>
@@ -8074,7 +8074,7 @@
           <w14:ligatures w14:val="standardContextual"/>
         </w:rPr>
       </w:pPr>
-      <w:hyperlink w:anchor="_Toc231332368" w:history="1">
+      <w:hyperlink w:anchor="_Toc231755922" w:history="1">
         <w:r>
           <w:rPr>
             <w:rStyle w:val="afffffff5"/>
@@ -8101,7 +8101,7 @@
             <w:noProof/>
             <w:webHidden/>
           </w:rPr>
-          <w:instrText xml:space="preserve"> PAGEREF _Toc231332368 \h </w:instrText>
+          <w:instrText xml:space="preserve"> PAGEREF _Toc231755922 \h </w:instrText>
         </w:r>
         <w:r>
           <w:rPr>
@@ -8148,7 +8148,7 @@
           <w14:ligatures w14:val="standardContextual"/>
         </w:rPr>
       </w:pPr>
-      <w:hyperlink w:anchor="_Toc231332369" w:history="1">
+      <w:hyperlink w:anchor="_Toc231755923" w:history="1">
         <w:r>
           <w:rPr>
             <w:rStyle w:val="afffffff5"/>
@@ -8175,7 +8175,7 @@
             <w:noProof/>
             <w:webHidden/>
           </w:rPr>
-          <w:instrText xml:space="preserve"> PAGEREF _Toc231332369 \h </w:instrText>
+          <w:instrText xml:space="preserve"> PAGEREF _Toc231755923 \h </w:instrText>
         </w:r>
         <w:r>
           <w:rPr>
@@ -8222,7 +8222,7 @@
           <w14:ligatures w14:val="standardContextual"/>
         </w:rPr>
       </w:pPr>
-      <w:hyperlink w:anchor="_Toc231332370" w:history="1">
+      <w:hyperlink w:anchor="_Toc231755924" w:history="1">
         <w:r>
           <w:rPr>
             <w:rStyle w:val="afffffff5"/>
@@ -8249,7 +8249,7 @@
             <w:noProof/>
             <w:webHidden/>
           </w:rPr>
-          <w:instrText xml:space="preserve"> PAGEREF _Toc231332370 \h </w:instrText>
+          <w:instrText xml:space="preserve"> PAGEREF _Toc231755924 \h </w:instrText>
         </w:r>
         <w:r>
           <w:rPr>
@@ -8296,7 +8296,7 @@
           <w14:ligatures w14:val="standardContextual"/>
         </w:rPr>
       </w:pPr>
-      <w:hyperlink w:anchor="_Toc231332371" w:history="1">
+      <w:hyperlink w:anchor="_Toc231755925" w:history="1">
         <w:r>
           <w:rPr>
             <w:rStyle w:val="afffffff5"/>
@@ -8323,7 +8323,7 @@
             <w:noProof/>
             <w:webHidden/>
           </w:rPr>
-          <w:instrText xml:space="preserve"> PAGEREF _Toc231332371 \h </w:instrText>
+          <w:instrText xml:space="preserve"> PAGEREF _Toc231755925 \h </w:instrText>
         </w:r>
         <w:r>
           <w:rPr>
@@ -8371,7 +8371,7 @@
           <w14:ligatures w14:val="standardContextual"/>
         </w:rPr>
       </w:pPr>
-      <w:hyperlink w:anchor="_Toc231332372" w:history="1">
+      <w:hyperlink w:anchor="_Toc231755926" w:history="1">
         <w:r>
           <w:rPr>
             <w:rStyle w:val="afffffff5"/>
@@ -8398,7 +8398,7 @@
             <w:noProof/>
             <w:webHidden/>
           </w:rPr>
-          <w:instrText xml:space="preserve"> PAGEREF _Toc231332372 \h </w:instrText>
+          <w:instrText xml:space="preserve"> PAGEREF _Toc231755926 \h </w:instrText>
         </w:r>
         <w:r>
           <w:rPr>
@@ -8445,7 +8445,7 @@
           <w14:ligatures w14:val="standardContextual"/>
         </w:rPr>
       </w:pPr>
-      <w:hyperlink w:anchor="_Toc231332373" w:history="1">
+      <w:hyperlink w:anchor="_Toc231755927" w:history="1">
         <w:r>
           <w:rPr>
             <w:rStyle w:val="afffffff5"/>
@@ -8472,7 +8472,7 @@
             <w:noProof/>
             <w:webHidden/>
           </w:rPr>
-          <w:instrText xml:space="preserve"> PAGEREF _Toc231332373 \h </w:instrText>
+          <w:instrText xml:space="preserve"> PAGEREF _Toc231755927 \h </w:instrText>
         </w:r>
         <w:r>
           <w:rPr>
@@ -8519,7 +8519,7 @@
           <w14:ligatures w14:val="standardContextual"/>
         </w:rPr>
       </w:pPr>
-      <w:hyperlink w:anchor="_Toc231332374" w:history="1">
+      <w:hyperlink w:anchor="_Toc231755928" w:history="1">
         <w:r>
           <w:rPr>
             <w:rStyle w:val="afffffff5"/>
@@ -8546,7 +8546,7 @@
             <w:noProof/>
             <w:webHidden/>
           </w:rPr>
-          <w:instrText xml:space="preserve"> PAGEREF _Toc231332374 \h </w:instrText>
+          <w:instrText xml:space="preserve"> PAGEREF _Toc231755928 \h </w:instrText>
         </w:r>
         <w:r>
           <w:rPr>
@@ -8593,7 +8593,7 @@
           <w14:ligatures w14:val="standardContextual"/>
         </w:rPr>
       </w:pPr>
-      <w:hyperlink w:anchor="_Toc231332375" w:history="1">
+      <w:hyperlink w:anchor="_Toc231755929" w:history="1">
         <w:r>
           <w:rPr>
             <w:rStyle w:val="afffffff5"/>
@@ -8620,7 +8620,7 @@
             <w:noProof/>
             <w:webHidden/>
           </w:rPr>
-          <w:instrText xml:space="preserve"> PAGEREF _Toc231332375 \h </w:instrText>
+          <w:instrText xml:space="preserve"> PAGEREF _Toc231755929 \h </w:instrText>
         </w:r>
         <w:r>
           <w:rPr>
@@ -8667,7 +8667,7 @@
           <w14:ligatures w14:val="standardContextual"/>
         </w:rPr>
       </w:pPr>
-      <w:hyperlink w:anchor="_Toc231332376" w:history="1">
+      <w:hyperlink w:anchor="_Toc231755930" w:history="1">
         <w:r>
           <w:rPr>
             <w:rStyle w:val="afffffff5"/>
@@ -8694,7 +8694,7 @@
             <w:noProof/>
             <w:webHidden/>
           </w:rPr>
-          <w:instrText xml:space="preserve"> PAGEREF _Toc231332376 \h </w:instrText>
+          <w:instrText xml:space="preserve"> PAGEREF _Toc231755930 \h </w:instrText>
         </w:r>
         <w:r>
           <w:rPr>
@@ -8742,7 +8742,7 @@
           <w14:ligatures w14:val="standardContextual"/>
         </w:rPr>
       </w:pPr>
-      <w:hyperlink w:anchor="_Toc231332377" w:history="1">
+      <w:hyperlink w:anchor="_Toc231755931" w:history="1">
         <w:r>
           <w:rPr>
             <w:rStyle w:val="afffffff5"/>
@@ -8769,7 +8769,7 @@
             <w:noProof/>
             <w:webHidden/>
           </w:rPr>
-          <w:instrText xml:space="preserve"> PAGEREF _Toc231332377 \h </w:instrText>
+          <w:instrText xml:space="preserve"> PAGEREF _Toc231755931 \h </w:instrText>
         </w:r>
         <w:r>
           <w:rPr>
@@ -8816,7 +8816,7 @@
           <w14:ligatures w14:val="standardContextual"/>
         </w:rPr>
       </w:pPr>
-      <w:hyperlink w:anchor="_Toc231332378" w:history="1">
+      <w:hyperlink w:anchor="_Toc231755932" w:history="1">
         <w:r>
           <w:rPr>
             <w:rStyle w:val="afffffff5"/>
@@ -8843,7 +8843,7 @@
             <w:noProof/>
             <w:webHidden/>
           </w:rPr>
-          <w:instrText xml:space="preserve"> PAGEREF _Toc231332378 \h </w:instrText>
+          <w:instrText xml:space="preserve"> PAGEREF _Toc231755932 \h </w:instrText>
         </w:r>
         <w:r>
           <w:rPr>
@@ -8890,7 +8890,7 @@
           <w14:ligatures w14:val="standardContextual"/>
         </w:rPr>
       </w:pPr>
-      <w:hyperlink w:anchor="_Toc231332379" w:history="1">
+      <w:hyperlink w:anchor="_Toc231755933" w:history="1">
         <w:r>
           <w:rPr>
             <w:rStyle w:val="afffffff5"/>
@@ -8917,7 +8917,7 @@
             <w:noProof/>
             <w:webHidden/>
           </w:rPr>
-          <w:instrText xml:space="preserve"> PAGEREF _Toc231332379 \h </w:instrText>
+          <w:instrText xml:space="preserve"> PAGEREF _Toc231755933 \h </w:instrText>
         </w:r>
         <w:r>
           <w:rPr>
@@ -8964,7 +8964,7 @@
           <w14:ligatures w14:val="standardContextual"/>
         </w:rPr>
       </w:pPr>
-      <w:hyperlink w:anchor="_Toc231332380" w:history="1">
+      <w:hyperlink w:anchor="_Toc231755934" w:history="1">
         <w:r>
           <w:rPr>
             <w:rStyle w:val="afffffff5"/>
@@ -8991,7 +8991,7 @@
             <w:noProof/>
             <w:webHidden/>
           </w:rPr>
-          <w:instrText xml:space="preserve"> PAGEREF _Toc231332380 \h </w:instrText>
+          <w:instrText xml:space="preserve"> PAGEREF _Toc231755934 \h </w:instrText>
         </w:r>
         <w:r>
           <w:rPr>
@@ -9038,7 +9038,7 @@
           <w14:ligatures w14:val="standardContextual"/>
         </w:rPr>
       </w:pPr>
-      <w:hyperlink w:anchor="_Toc231332381" w:history="1">
+      <w:hyperlink w:anchor="_Toc231755935" w:history="1">
         <w:r>
           <w:rPr>
             <w:rStyle w:val="afffffff5"/>
@@ -9065,7 +9065,7 @@
             <w:noProof/>
             <w:webHidden/>
           </w:rPr>
-          <w:instrText xml:space="preserve"> PAGEREF _Toc231332381 \h </w:instrText>
+          <w:instrText xml:space="preserve"> PAGEREF _Toc231755935 \h </w:instrText>
         </w:r>
         <w:r>
           <w:rPr>
@@ -9114,7 +9114,7 @@
           <w14:ligatures w14:val="standardContextual"/>
         </w:rPr>
       </w:pPr>
-      <w:hyperlink w:anchor="_Toc231332382" w:history="1">
+      <w:hyperlink w:anchor="_Toc231755936" w:history="1">
         <w:r>
           <w:rPr>
             <w:rStyle w:val="afffffff5"/>
@@ -9141,7 +9141,7 @@
             <w:noProof/>
             <w:webHidden/>
           </w:rPr>
-          <w:instrText xml:space="preserve"> PAGEREF _Toc231332382 \h </w:instrText>
+          <w:instrText xml:space="preserve"> PAGEREF _Toc231755936 \h </w:instrText>
         </w:r>
         <w:r>
           <w:rPr>
@@ -9189,7 +9189,7 @@
           <w14:ligatures w14:val="standardContextual"/>
         </w:rPr>
       </w:pPr>
-      <w:hyperlink w:anchor="_Toc231332383" w:history="1">
+      <w:hyperlink w:anchor="_Toc231755937" w:history="1">
         <w:r>
           <w:rPr>
             <w:rStyle w:val="afffffff5"/>
@@ -9216,7 +9216,7 @@
             <w:noProof/>
             <w:webHidden/>
           </w:rPr>
-          <w:instrText xml:space="preserve"> PAGEREF _Toc231332383 \h </w:instrText>
+          <w:instrText xml:space="preserve"> PAGEREF _Toc231755937 \h </w:instrText>
         </w:r>
         <w:r>
           <w:rPr>
@@ -9264,7 +9264,7 @@
           <w14:ligatures w14:val="standardContextual"/>
         </w:rPr>
       </w:pPr>
-      <w:hyperlink w:anchor="_Toc231332384" w:history="1">
+      <w:hyperlink w:anchor="_Toc231755938" w:history="1">
         <w:r>
           <w:rPr>
             <w:rStyle w:val="afffffff5"/>
@@ -9291,7 +9291,7 @@
             <w:noProof/>
             <w:webHidden/>
           </w:rPr>
-          <w:instrText xml:space="preserve"> PAGEREF _Toc231332384 \h </w:instrText>
+          <w:instrText xml:space="preserve"> PAGEREF _Toc231755938 \h </w:instrText>
         </w:r>
         <w:r>
           <w:rPr>
@@ -9339,7 +9339,7 @@
           <w14:ligatures w14:val="standardContextual"/>
         </w:rPr>
       </w:pPr>
-      <w:hyperlink w:anchor="_Toc231332385" w:history="1">
+      <w:hyperlink w:anchor="_Toc231755939" w:history="1">
         <w:r>
           <w:rPr>
             <w:rStyle w:val="afffffff5"/>
@@ -9366,7 +9366,7 @@
             <w:noProof/>
             <w:webHidden/>
           </w:rPr>
-          <w:instrText xml:space="preserve"> PAGEREF _Toc231332385 \h </w:instrText>
+          <w:instrText xml:space="preserve"> PAGEREF _Toc231755939 \h </w:instrText>
         </w:r>
         <w:r>
           <w:rPr>
@@ -9414,7 +9414,7 @@
           <w14:ligatures w14:val="standardContextual"/>
         </w:rPr>
       </w:pPr>
-      <w:hyperlink w:anchor="_Toc231332386" w:history="1">
+      <w:hyperlink w:anchor="_Toc231755940" w:history="1">
         <w:r>
           <w:rPr>
             <w:rStyle w:val="afffffff5"/>
@@ -9441,7 +9441,7 @@
             <w:noProof/>
             <w:webHidden/>
           </w:rPr>
-          <w:instrText xml:space="preserve"> PAGEREF _Toc231332386 \h </w:instrText>
+          <w:instrText xml:space="preserve"> PAGEREF _Toc231755940 \h </w:instrText>
         </w:r>
         <w:r>
           <w:rPr>
@@ -9489,7 +9489,7 @@
           <w14:ligatures w14:val="standardContextual"/>
         </w:rPr>
       </w:pPr>
-      <w:hyperlink w:anchor="_Toc231332387" w:history="1">
+      <w:hyperlink w:anchor="_Toc231755941" w:history="1">
         <w:r>
           <w:rPr>
             <w:rStyle w:val="afffffff5"/>
@@ -9516,7 +9516,7 @@
             <w:noProof/>
             <w:webHidden/>
           </w:rPr>
-          <w:instrText xml:space="preserve"> PAGEREF _Toc231332387 \h </w:instrText>
+          <w:instrText xml:space="preserve"> PAGEREF _Toc231755941 \h </w:instrText>
         </w:r>
         <w:r>
           <w:rPr>
@@ -9565,7 +9565,7 @@
           <w14:ligatures w14:val="standardContextual"/>
         </w:rPr>
       </w:pPr>
-      <w:hyperlink w:anchor="_Toc231332388" w:history="1">
+      <w:hyperlink w:anchor="_Toc231755942" w:history="1">
         <w:r>
           <w:rPr>
             <w:rStyle w:val="afffffff5"/>
@@ -9592,7 +9592,7 @@
             <w:noProof/>
             <w:webHidden/>
           </w:rPr>
-          <w:instrText xml:space="preserve"> PAGEREF _Toc231332388 \h </w:instrText>
+          <w:instrText xml:space="preserve"> PAGEREF _Toc231755942 \h </w:instrText>
         </w:r>
         <w:r>
           <w:rPr>
@@ -9641,7 +9641,7 @@
           <w14:ligatures w14:val="standardContextual"/>
         </w:rPr>
       </w:pPr>
-      <w:hyperlink w:anchor="_Toc231332389" w:history="1">
+      <w:hyperlink w:anchor="_Toc231755943" w:history="1">
         <w:r>
           <w:rPr>
             <w:rStyle w:val="afffffff5"/>
@@ -9668,7 +9668,7 @@
             <w:noProof/>
             <w:webHidden/>
           </w:rPr>
-          <w:instrText xml:space="preserve"> PAGEREF _Toc231332389 \h </w:instrText>
+          <w:instrText xml:space="preserve"> PAGEREF _Toc231755943 \h </w:instrText>
         </w:r>
         <w:r>
           <w:rPr>
@@ -9716,7 +9716,7 @@
           <w14:ligatures w14:val="standardContextual"/>
         </w:rPr>
       </w:pPr>
-      <w:hyperlink w:anchor="_Toc231332390" w:history="1">
+      <w:hyperlink w:anchor="_Toc231755944" w:history="1">
         <w:r>
           <w:rPr>
             <w:rStyle w:val="afffffff5"/>
@@ -9743,7 +9743,7 @@
             <w:noProof/>
             <w:webHidden/>
           </w:rPr>
-          <w:instrText xml:space="preserve"> PAGEREF _Toc231332390 \h </w:instrText>
+          <w:instrText xml:space="preserve"> PAGEREF _Toc231755944 \h </w:instrText>
         </w:r>
         <w:r>
           <w:rPr>
@@ -9791,7 +9791,7 @@
           <w14:ligatures w14:val="standardContextual"/>
         </w:rPr>
       </w:pPr>
-      <w:hyperlink w:anchor="_Toc231332391" w:history="1">
+      <w:hyperlink w:anchor="_Toc231755945" w:history="1">
         <w:r>
           <w:rPr>
             <w:rStyle w:val="afffffff5"/>
@@ -9818,7 +9818,7 @@
             <w:noProof/>
             <w:webHidden/>
           </w:rPr>
-          <w:instrText xml:space="preserve"> PAGEREF _Toc231332391 \h </w:instrText>
+          <w:instrText xml:space="preserve"> PAGEREF _Toc231755945 \h </w:instrText>
         </w:r>
         <w:r>
           <w:rPr>
@@ -9866,7 +9866,7 @@
           <w14:ligatures w14:val="standardContextual"/>
         </w:rPr>
       </w:pPr>
-      <w:hyperlink w:anchor="_Toc231332392" w:history="1">
+      <w:hyperlink w:anchor="_Toc231755946" w:history="1">
         <w:r>
           <w:rPr>
             <w:rStyle w:val="afffffff5"/>
@@ -9893,7 +9893,7 @@
             <w:noProof/>
             <w:webHidden/>
           </w:rPr>
-          <w:instrText xml:space="preserve"> PAGEREF _Toc231332392 \h </w:instrText>
+          <w:instrText xml:space="preserve"> PAGEREF _Toc231755946 \h </w:instrText>
         </w:r>
         <w:r>
           <w:rPr>
@@ -9934,7 +9934,7 @@
       <w:r>
         <w:fldChar w:fldCharType="end"/>
       </w:r>
-      <w:bookmarkStart w:id="1" w:name="_Toc231332273"/>
+      <w:bookmarkStart w:id="1" w:name="_Toc231755827"/>
       <w:r>
         <w:rPr>
           <w:rFonts w:hint="eastAsia"/>
@@ -9950,7 +9950,7 @@
           <w:rFonts w:hint="eastAsia"/>
         </w:rPr>
       </w:pPr>
-      <w:bookmarkStart w:id="2" w:name="_Toc231332274"/>
+      <w:bookmarkStart w:id="2" w:name="_Toc231755828"/>
       <w:r>
         <w:rPr>
           <w:rFonts w:hint="eastAsia"/>
@@ -9992,7 +9992,7 @@
           <w:rFonts w:hint="eastAsia"/>
         </w:rPr>
       </w:pPr>
-      <w:bookmarkStart w:id="3" w:name="_Toc231332275"/>
+      <w:bookmarkStart w:id="3" w:name="_Toc231755829"/>
       <w:r>
         <w:rPr>
           <w:rFonts w:hint="eastAsia"/>
@@ -10035,7 +10035,7 @@
           <w:rFonts w:hint="eastAsia"/>
         </w:rPr>
       </w:pPr>
-      <w:bookmarkStart w:id="4" w:name="_Toc231332276"/>
+      <w:bookmarkStart w:id="4" w:name="_Toc231755830"/>
       <w:r>
         <w:rPr>
           <w:rFonts w:hint="eastAsia"/>
@@ -10312,7 +10312,7 @@
           <w:rFonts w:hint="eastAsia"/>
         </w:rPr>
       </w:pPr>
-      <w:bookmarkStart w:id="5" w:name="_Toc231332277"/>
+      <w:bookmarkStart w:id="5" w:name="_Toc231755831"/>
       <w:r>
         <w:rPr>
           <w:rFonts w:hint="eastAsia"/>
@@ -10529,7 +10529,7 @@
           <w:rFonts w:hint="eastAsia"/>
         </w:rPr>
       </w:pPr>
-      <w:bookmarkStart w:id="6" w:name="_Toc231332278"/>
+      <w:bookmarkStart w:id="6" w:name="_Toc231755832"/>
       <w:r>
         <w:rPr>
           <w:rFonts w:hint="eastAsia"/>
@@ -10545,7 +10545,7 @@
           <w:rFonts w:hint="eastAsia"/>
         </w:rPr>
       </w:pPr>
-      <w:bookmarkStart w:id="7" w:name="_Toc231332279"/>
+      <w:bookmarkStart w:id="7" w:name="_Toc231755833"/>
       <w:r>
         <w:rPr>
           <w:rFonts w:hint="eastAsia"/>
@@ -10587,7 +10587,7 @@
           <w:rFonts w:hint="eastAsia"/>
         </w:rPr>
       </w:pPr>
-      <w:bookmarkStart w:id="8" w:name="_Toc231332280"/>
+      <w:bookmarkStart w:id="8" w:name="_Toc231755834"/>
       <w:r>
         <w:rPr>
           <w:rFonts w:hint="eastAsia"/>
@@ -11302,7 +11302,7 @@
           <w:rFonts w:hint="eastAsia"/>
         </w:rPr>
       </w:pPr>
-      <w:bookmarkStart w:id="9" w:name="_Toc231332281"/>
+      <w:bookmarkStart w:id="9" w:name="_Toc231755835"/>
       <w:r>
         <w:rPr>
           <w:rFonts w:hint="eastAsia"/>
@@ -12106,7 +12106,7 @@
           <w:rFonts w:hint="eastAsia"/>
         </w:rPr>
       </w:pPr>
-      <w:bookmarkStart w:id="10" w:name="_Toc231332282"/>
+      <w:bookmarkStart w:id="10" w:name="_Toc231755836"/>
       <w:r>
         <w:rPr>
           <w:rFonts w:hint="eastAsia"/>
@@ -12122,7 +12122,7 @@
           <w:rFonts w:hint="eastAsia"/>
         </w:rPr>
       </w:pPr>
-      <w:bookmarkStart w:id="11" w:name="_Toc231332283"/>
+      <w:bookmarkStart w:id="11" w:name="_Toc231755837"/>
       <w:r>
         <w:rPr>
           <w:rFonts w:hint="eastAsia"/>
@@ -12290,7 +12290,7 @@
           <w:rFonts w:hint="eastAsia"/>
         </w:rPr>
       </w:pPr>
-      <w:bookmarkStart w:id="12" w:name="_Toc231332284"/>
+      <w:bookmarkStart w:id="12" w:name="_Toc231755838"/>
       <w:r>
         <w:rPr>
           <w:rFonts w:hint="eastAsia"/>
@@ -12421,7 +12421,7 @@
           <w:rFonts w:hint="eastAsia"/>
         </w:rPr>
       </w:pPr>
-      <w:bookmarkStart w:id="13" w:name="_Toc231332285"/>
+      <w:bookmarkStart w:id="13" w:name="_Toc231755839"/>
       <w:r>
         <w:rPr>
           <w:rFonts w:hint="eastAsia"/>
@@ -12612,7 +12612,7 @@
           <w:rFonts w:hint="eastAsia"/>
         </w:rPr>
       </w:pPr>
-      <w:bookmarkStart w:id="14" w:name="_Toc231332286"/>
+      <w:bookmarkStart w:id="14" w:name="_Toc231755840"/>
       <w:r>
         <w:rPr>
           <w:rFonts w:hint="eastAsia"/>
@@ -12742,7 +12742,7 @@
           <w:rFonts w:hint="eastAsia"/>
         </w:rPr>
       </w:pPr>
-      <w:bookmarkStart w:id="15" w:name="_Toc231332287"/>
+      <w:bookmarkStart w:id="15" w:name="_Toc231755841"/>
       <w:r>
         <w:rPr>
           <w:rFonts w:hint="eastAsia"/>
@@ -12834,7 +12834,7 @@
           <w:rFonts w:hint="eastAsia"/>
         </w:rPr>
       </w:pPr>
-      <w:bookmarkStart w:id="16" w:name="_Toc231332288"/>
+      <w:bookmarkStart w:id="16" w:name="_Toc231755842"/>
       <w:r>
         <w:rPr>
           <w:rFonts w:hint="eastAsia"/>
@@ -13056,7 +13056,7 @@
           <w:rFonts w:hint="eastAsia"/>
         </w:rPr>
       </w:pPr>
-      <w:bookmarkStart w:id="17" w:name="_Toc231332289"/>
+      <w:bookmarkStart w:id="17" w:name="_Toc231755843"/>
       <w:r>
         <w:rPr>
           <w:rFonts w:hint="eastAsia"/>
@@ -13619,7 +13619,7 @@
           <w:rFonts w:hint="eastAsia"/>
         </w:rPr>
       </w:pPr>
-      <w:bookmarkStart w:id="18" w:name="_Toc231332290"/>
+      <w:bookmarkStart w:id="18" w:name="_Toc231755844"/>
       <w:r>
         <w:rPr>
           <w:rFonts w:hint="eastAsia"/>
@@ -13749,7 +13749,7 @@
           <w:rFonts w:hint="eastAsia"/>
         </w:rPr>
       </w:pPr>
-      <w:bookmarkStart w:id="19" w:name="_Toc231332291"/>
+      <w:bookmarkStart w:id="19" w:name="_Toc231755845"/>
       <w:r>
         <w:rPr>
           <w:rFonts w:hint="eastAsia"/>
@@ -13899,7 +13899,7 @@
           <w:rFonts w:hint="eastAsia"/>
         </w:rPr>
       </w:pPr>
-      <w:bookmarkStart w:id="20" w:name="_Toc231332292"/>
+      <w:bookmarkStart w:id="20" w:name="_Toc231755846"/>
       <w:r>
         <w:rPr>
           <w:rFonts w:hint="eastAsia"/>
@@ -14029,7 +14029,7 @@
           <w:rFonts w:hint="eastAsia"/>
         </w:rPr>
       </w:pPr>
-      <w:bookmarkStart w:id="21" w:name="_Toc231332293"/>
+      <w:bookmarkStart w:id="21" w:name="_Toc231755847"/>
       <w:r>
         <w:rPr>
           <w:rFonts w:hint="eastAsia"/>
@@ -14333,7 +14333,7 @@
           <w:rFonts w:hint="eastAsia"/>
         </w:rPr>
       </w:pPr>
-      <w:bookmarkStart w:id="22" w:name="_Toc231332294"/>
+      <w:bookmarkStart w:id="22" w:name="_Toc231755848"/>
       <w:r>
         <w:rPr>
           <w:rFonts w:hint="eastAsia"/>
@@ -14346,7 +14346,7 @@
       <w:pPr>
         <w:pStyle w:val="3"/>
       </w:pPr>
-      <w:bookmarkStart w:id="23" w:name="_Toc231332295"/>
+      <w:bookmarkStart w:id="23" w:name="_Toc231755849"/>
       <w:r>
         <w:t>MaintenanceContractTaskSummary</w:t>
       </w:r>
@@ -15397,7 +15397,7 @@
       <w:pPr>
         <w:pStyle w:val="3"/>
       </w:pPr>
-      <w:bookmarkStart w:id="24" w:name="_Toc231332296"/>
+      <w:bookmarkStart w:id="24" w:name="_Toc231755850"/>
       <w:r>
         <w:t>MaintenanceContractAssetDetail</w:t>
       </w:r>
@@ -16600,7 +16600,7 @@
       <w:pPr>
         <w:pStyle w:val="3"/>
       </w:pPr>
-      <w:bookmarkStart w:id="25" w:name="_Toc231332297"/>
+      <w:bookmarkStart w:id="25" w:name="_Toc231755851"/>
       <w:r>
         <w:t>MaintenanceQuotationSummary</w:t>
       </w:r>
@@ -17251,7 +17251,7 @@
       <w:pPr>
         <w:pStyle w:val="3"/>
       </w:pPr>
-      <w:bookmarkStart w:id="26" w:name="_Toc231332298"/>
+      <w:bookmarkStart w:id="26" w:name="_Toc231755852"/>
       <w:r>
         <w:lastRenderedPageBreak/>
         <w:t>RfqVendorSummary</w:t>
@@ -17768,7 +17768,7 @@
       <w:pPr>
         <w:pStyle w:val="3"/>
       </w:pPr>
-      <w:bookmarkStart w:id="27" w:name="_Toc231332299"/>
+      <w:bookmarkStart w:id="27" w:name="_Toc231755853"/>
       <w:r>
         <w:t>MaintenanceRfqSummary</w:t>
       </w:r>
@@ -18062,7 +18062,7 @@
       <w:pPr>
         <w:pStyle w:val="3"/>
       </w:pPr>
-      <w:bookmarkStart w:id="28" w:name="_Toc231332300"/>
+      <w:bookmarkStart w:id="28" w:name="_Toc231755854"/>
       <w:r>
         <w:t>MaintenanceContractHeader</w:t>
       </w:r>
@@ -19119,7 +19119,7 @@
       <w:pPr>
         <w:pStyle w:val="3"/>
       </w:pPr>
-      <w:bookmarkStart w:id="29" w:name="_Toc231332301"/>
+      <w:bookmarkStart w:id="29" w:name="_Toc231755855"/>
       <w:r>
         <w:t>DocumentInput</w:t>
       </w:r>
@@ -19778,7 +19778,7 @@
       <w:pPr>
         <w:pStyle w:val="3"/>
       </w:pPr>
-      <w:bookmarkStart w:id="30" w:name="_Toc231332302"/>
+      <w:bookmarkStart w:id="30" w:name="_Toc231755856"/>
       <w:r>
         <w:lastRenderedPageBreak/>
         <w:t>DocumentSummary</w:t>
@@ -20340,7 +20340,7 @@
           <w:rFonts w:hint="eastAsia"/>
         </w:rPr>
       </w:pPr>
-      <w:bookmarkStart w:id="31" w:name="_Toc231332303"/>
+      <w:bookmarkStart w:id="31" w:name="_Toc231755857"/>
       <w:r>
         <w:rPr>
           <w:rFonts w:hint="eastAsia"/>
@@ -21665,7 +21665,7 @@
           <w:rFonts w:hint="eastAsia"/>
         </w:rPr>
       </w:pPr>
-      <w:bookmarkStart w:id="32" w:name="_Toc231332304"/>
+      <w:bookmarkStart w:id="32" w:name="_Toc231755858"/>
       <w:r>
         <w:rPr>
           <w:rFonts w:hint="eastAsia"/>
@@ -21682,7 +21682,7 @@
           <w:rFonts w:hint="eastAsia"/>
         </w:rPr>
       </w:pPr>
-      <w:bookmarkStart w:id="33" w:name="_Toc231332305"/>
+      <w:bookmarkStart w:id="33" w:name="_Toc231755859"/>
       <w:r>
         <w:rPr>
           <w:rFonts w:hint="eastAsia"/>
@@ -21748,7 +21748,7 @@
           <w:rFonts w:hint="eastAsia"/>
         </w:rPr>
       </w:pPr>
-      <w:bookmarkStart w:id="34" w:name="_Toc231332306"/>
+      <w:bookmarkStart w:id="34" w:name="_Toc231755860"/>
       <w:r>
         <w:rPr>
           <w:rFonts w:hint="eastAsia"/>
@@ -22380,7 +22380,7 @@
           <w:rFonts w:hint="eastAsia"/>
         </w:rPr>
       </w:pPr>
-      <w:bookmarkStart w:id="35" w:name="_Toc231332307"/>
+      <w:bookmarkStart w:id="35" w:name="_Toc231755861"/>
       <w:r>
         <w:rPr>
           <w:rFonts w:hint="eastAsia"/>
@@ -22683,7 +22683,7 @@
           <w:rFonts w:hint="eastAsia"/>
         </w:rPr>
       </w:pPr>
-      <w:bookmarkStart w:id="36" w:name="_Toc231332308"/>
+      <w:bookmarkStart w:id="36" w:name="_Toc231755862"/>
       <w:r>
         <w:rPr>
           <w:rFonts w:hint="eastAsia"/>
@@ -22995,7 +22995,7 @@
           <w:rFonts w:hint="eastAsia"/>
         </w:rPr>
       </w:pPr>
-      <w:bookmarkStart w:id="37" w:name="_Toc231332309"/>
+      <w:bookmarkStart w:id="37" w:name="_Toc231755863"/>
       <w:r>
         <w:rPr>
           <w:rFonts w:hint="eastAsia"/>
@@ -23061,7 +23061,7 @@
           <w:rFonts w:hint="eastAsia"/>
         </w:rPr>
       </w:pPr>
-      <w:bookmarkStart w:id="38" w:name="_Toc231332310"/>
+      <w:bookmarkStart w:id="38" w:name="_Toc231755864"/>
       <w:r>
         <w:rPr>
           <w:rFonts w:hint="eastAsia"/>
@@ -23581,7 +23581,7 @@
           <w:rFonts w:hint="eastAsia"/>
         </w:rPr>
       </w:pPr>
-      <w:bookmarkStart w:id="39" w:name="_Toc231332311"/>
+      <w:bookmarkStart w:id="39" w:name="_Toc231755865"/>
       <w:r>
         <w:rPr>
           <w:rFonts w:hint="eastAsia"/>
@@ -23927,7 +23927,7 @@
           <w:rFonts w:hint="eastAsia"/>
         </w:rPr>
       </w:pPr>
-      <w:bookmarkStart w:id="40" w:name="_Toc231332312"/>
+      <w:bookmarkStart w:id="40" w:name="_Toc231755866"/>
       <w:r>
         <w:rPr>
           <w:rFonts w:hint="eastAsia"/>
@@ -24238,7 +24238,7 @@
           <w:rFonts w:hint="eastAsia"/>
         </w:rPr>
       </w:pPr>
-      <w:bookmarkStart w:id="41" w:name="_Toc231332313"/>
+      <w:bookmarkStart w:id="41" w:name="_Toc231755867"/>
       <w:r>
         <w:rPr>
           <w:rFonts w:hint="eastAsia"/>
@@ -24304,7 +24304,7 @@
           <w:rFonts w:hint="eastAsia"/>
         </w:rPr>
       </w:pPr>
-      <w:bookmarkStart w:id="42" w:name="_Toc231332314"/>
+      <w:bookmarkStart w:id="42" w:name="_Toc231755868"/>
       <w:r>
         <w:rPr>
           <w:rFonts w:hint="eastAsia"/>
@@ -24503,7 +24503,7 @@
           <w:rFonts w:hint="eastAsia"/>
         </w:rPr>
       </w:pPr>
-      <w:bookmarkStart w:id="43" w:name="_Toc231332315"/>
+      <w:bookmarkStart w:id="43" w:name="_Toc231755869"/>
       <w:r>
         <w:rPr>
           <w:rFonts w:hint="eastAsia"/>
@@ -25401,7 +25401,7 @@
           <w:rFonts w:hint="eastAsia"/>
         </w:rPr>
       </w:pPr>
-      <w:bookmarkStart w:id="44" w:name="_Toc231332316"/>
+      <w:bookmarkStart w:id="44" w:name="_Toc231755870"/>
       <w:r>
         <w:rPr>
           <w:rFonts w:hint="eastAsia"/>
@@ -25659,7 +25659,7 @@
           <w:rFonts w:hint="eastAsia"/>
         </w:rPr>
       </w:pPr>
-      <w:bookmarkStart w:id="45" w:name="_Toc231332317"/>
+      <w:bookmarkStart w:id="45" w:name="_Toc231755871"/>
       <w:r>
         <w:rPr>
           <w:rFonts w:hint="eastAsia"/>
@@ -25971,7 +25971,7 @@
           <w:rFonts w:hint="eastAsia"/>
         </w:rPr>
       </w:pPr>
-      <w:bookmarkStart w:id="46" w:name="_Toc231332318"/>
+      <w:bookmarkStart w:id="46" w:name="_Toc231755872"/>
       <w:r>
         <w:rPr>
           <w:rFonts w:hint="eastAsia"/>
@@ -26037,7 +26037,7 @@
           <w:rFonts w:hint="eastAsia"/>
         </w:rPr>
       </w:pPr>
-      <w:bookmarkStart w:id="47" w:name="_Toc231332319"/>
+      <w:bookmarkStart w:id="47" w:name="_Toc231755873"/>
       <w:r>
         <w:rPr>
           <w:rFonts w:hint="eastAsia"/>
@@ -26290,7 +26290,7 @@
           <w:rFonts w:hint="eastAsia"/>
         </w:rPr>
       </w:pPr>
-      <w:bookmarkStart w:id="48" w:name="_Toc231332320"/>
+      <w:bookmarkStart w:id="48" w:name="_Toc231755874"/>
       <w:r>
         <w:rPr>
           <w:rFonts w:hint="eastAsia"/>
@@ -27299,7 +27299,7 @@
         <w:rPr>
           <w:rFonts w:hint="eastAsia"/>
         </w:rPr>
-        <w:t>送付文書ファイル本体をAPI内でAmazon S3へPutObjectし、S3オブジェクトキーは `maintenance-contracts/{facilityId}/{maintenanceContractId}/quote-requests/vendors/{rfqVendorId}/documents/{uploadUuid}.{ext}` 形式で発行する</w:t>
+        <w:t>送付文書ファイル本体をAPI内でAmazon S3へPutObjectし、S3オブジェクトキーは `application-documents/facility-{facilityId}/{yyyy}/{mm}/{uploadUuid}.{ext}` 形式で発行する。keyは保存場所識別子であり、`maintenanceContractId` や `rfqVendorId` などの業務IDを含めない</w:t>
       </w:r>
     </w:p>
     <w:p>
@@ -27349,7 +27349,7 @@
           <w:rFonts w:hint="eastAsia"/>
         </w:rPr>
       </w:pPr>
-      <w:bookmarkStart w:id="49" w:name="_Toc231332321"/>
+      <w:bookmarkStart w:id="49" w:name="_Toc231755875"/>
       <w:r>
         <w:rPr>
           <w:rFonts w:hint="eastAsia"/>
@@ -27604,7 +27604,7 @@
           <w:rFonts w:hint="eastAsia"/>
         </w:rPr>
       </w:pPr>
-      <w:bookmarkStart w:id="50" w:name="_Toc231332322"/>
+      <w:bookmarkStart w:id="50" w:name="_Toc231755876"/>
       <w:r>
         <w:rPr>
           <w:rFonts w:hint="eastAsia"/>
@@ -27950,7 +27950,7 @@
           <w:rFonts w:hint="eastAsia"/>
         </w:rPr>
       </w:pPr>
-      <w:bookmarkStart w:id="51" w:name="_Toc231332323"/>
+      <w:bookmarkStart w:id="51" w:name="_Toc231755877"/>
       <w:r>
         <w:rPr>
           <w:rFonts w:hint="eastAsia"/>
@@ -28016,7 +28016,7 @@
           <w:rFonts w:hint="eastAsia"/>
         </w:rPr>
       </w:pPr>
-      <w:bookmarkStart w:id="52" w:name="_Toc231332324"/>
+      <w:bookmarkStart w:id="52" w:name="_Toc231755878"/>
       <w:r>
         <w:rPr>
           <w:rFonts w:hint="eastAsia"/>
@@ -28334,7 +28334,7 @@
           <w:rFonts w:hint="eastAsia"/>
         </w:rPr>
       </w:pPr>
-      <w:bookmarkStart w:id="53" w:name="_Toc231332325"/>
+      <w:bookmarkStart w:id="53" w:name="_Toc231755879"/>
       <w:r>
         <w:rPr>
           <w:rFonts w:hint="eastAsia"/>
@@ -28547,7 +28547,7 @@
           <w:rFonts w:hint="eastAsia"/>
         </w:rPr>
       </w:pPr>
-      <w:bookmarkStart w:id="54" w:name="_Toc231332326"/>
+      <w:bookmarkStart w:id="54" w:name="_Toc231755880"/>
       <w:r>
         <w:rPr>
           <w:rFonts w:hint="eastAsia"/>
@@ -28823,7 +28823,7 @@
           <w:rFonts w:hint="eastAsia"/>
         </w:rPr>
       </w:pPr>
-      <w:bookmarkStart w:id="55" w:name="_Toc231332327"/>
+      <w:bookmarkStart w:id="55" w:name="_Toc231755881"/>
       <w:r>
         <w:rPr>
           <w:rFonts w:hint="eastAsia"/>
@@ -28889,7 +28889,7 @@
           <w:rFonts w:hint="eastAsia"/>
         </w:rPr>
       </w:pPr>
-      <w:bookmarkStart w:id="56" w:name="_Toc231332328"/>
+      <w:bookmarkStart w:id="56" w:name="_Toc231755882"/>
       <w:r>
         <w:rPr>
           <w:rFonts w:hint="eastAsia"/>
@@ -29088,7 +29088,7 @@
           <w:rFonts w:hint="eastAsia"/>
         </w:rPr>
       </w:pPr>
-      <w:bookmarkStart w:id="57" w:name="_Toc231332329"/>
+      <w:bookmarkStart w:id="57" w:name="_Toc231755883"/>
       <w:r>
         <w:rPr>
           <w:rFonts w:hint="eastAsia"/>
@@ -29414,7 +29414,7 @@
           <w:rFonts w:hint="eastAsia"/>
         </w:rPr>
       </w:pPr>
-      <w:bookmarkStart w:id="58" w:name="_Toc231332330"/>
+      <w:bookmarkStart w:id="58" w:name="_Toc231755884"/>
       <w:r>
         <w:rPr>
           <w:rFonts w:hint="eastAsia"/>
@@ -29628,7 +29628,7 @@
           <w:rFonts w:hint="eastAsia"/>
         </w:rPr>
       </w:pPr>
-      <w:bookmarkStart w:id="59" w:name="_Toc231332331"/>
+      <w:bookmarkStart w:id="59" w:name="_Toc231755885"/>
       <w:r>
         <w:rPr>
           <w:rFonts w:hint="eastAsia"/>
@@ -29904,7 +29904,7 @@
           <w:rFonts w:hint="eastAsia"/>
         </w:rPr>
       </w:pPr>
-      <w:bookmarkStart w:id="60" w:name="_Toc231332332"/>
+      <w:bookmarkStart w:id="60" w:name="_Toc231755886"/>
       <w:r>
         <w:rPr>
           <w:rFonts w:hint="eastAsia"/>
@@ -29970,7 +29970,7 @@
           <w:rFonts w:hint="eastAsia"/>
         </w:rPr>
       </w:pPr>
-      <w:bookmarkStart w:id="61" w:name="_Toc231332333"/>
+      <w:bookmarkStart w:id="61" w:name="_Toc231755887"/>
       <w:r>
         <w:rPr>
           <w:rFonts w:hint="eastAsia"/>
@@ -30301,7 +30301,7 @@
           <w:rFonts w:hint="eastAsia"/>
         </w:rPr>
       </w:pPr>
-      <w:bookmarkStart w:id="62" w:name="_Toc231332334"/>
+      <w:bookmarkStart w:id="62" w:name="_Toc231755888"/>
       <w:r>
         <w:rPr>
           <w:rFonts w:hint="eastAsia"/>
@@ -30785,7 +30785,7 @@
           <w:rFonts w:hint="eastAsia"/>
         </w:rPr>
       </w:pPr>
-      <w:bookmarkStart w:id="63" w:name="_Toc231332335"/>
+      <w:bookmarkStart w:id="63" w:name="_Toc231755889"/>
       <w:r>
         <w:rPr>
           <w:rFonts w:hint="eastAsia"/>
@@ -31026,7 +31026,7 @@
           <w:rFonts w:hint="eastAsia"/>
         </w:rPr>
       </w:pPr>
-      <w:bookmarkStart w:id="64" w:name="_Toc231332336"/>
+      <w:bookmarkStart w:id="64" w:name="_Toc231755890"/>
       <w:r>
         <w:rPr>
           <w:rFonts w:hint="eastAsia"/>
@@ -31092,7 +31092,7 @@
           <w:rFonts w:hint="eastAsia"/>
         </w:rPr>
       </w:pPr>
-      <w:bookmarkStart w:id="65" w:name="_Toc231332337"/>
+      <w:bookmarkStart w:id="65" w:name="_Toc231755891"/>
       <w:r>
         <w:rPr>
           <w:rFonts w:hint="eastAsia"/>
@@ -31291,7 +31291,7 @@
           <w:rFonts w:hint="eastAsia"/>
         </w:rPr>
       </w:pPr>
-      <w:bookmarkStart w:id="66" w:name="_Toc231332338"/>
+      <w:bookmarkStart w:id="66" w:name="_Toc231755892"/>
       <w:r>
         <w:rPr>
           <w:rFonts w:hint="eastAsia"/>
@@ -32491,7 +32491,7 @@
           <w:rFonts w:hint="eastAsia"/>
         </w:rPr>
       </w:pPr>
-      <w:bookmarkStart w:id="67" w:name="_Toc231332339"/>
+      <w:bookmarkStart w:id="67" w:name="_Toc231755893"/>
       <w:r>
         <w:rPr>
           <w:rFonts w:hint="eastAsia"/>
@@ -32705,7 +32705,7 @@
           <w:rFonts w:hint="eastAsia"/>
         </w:rPr>
       </w:pPr>
-      <w:bookmarkStart w:id="68" w:name="_Toc231332340"/>
+      <w:bookmarkStart w:id="68" w:name="_Toc231755894"/>
       <w:r>
         <w:rPr>
           <w:rFonts w:hint="eastAsia"/>
@@ -33016,7 +33016,7 @@
           <w:rFonts w:hint="eastAsia"/>
         </w:rPr>
       </w:pPr>
-      <w:bookmarkStart w:id="69" w:name="_Toc231332341"/>
+      <w:bookmarkStart w:id="69" w:name="_Toc231755895"/>
       <w:r>
         <w:rPr>
           <w:rFonts w:hint="eastAsia"/>
@@ -33082,7 +33082,7 @@
           <w:rFonts w:hint="eastAsia"/>
         </w:rPr>
       </w:pPr>
-      <w:bookmarkStart w:id="70" w:name="_Toc231332342"/>
+      <w:bookmarkStart w:id="70" w:name="_Toc231755896"/>
       <w:r>
         <w:rPr>
           <w:rFonts w:hint="eastAsia"/>
@@ -33281,7 +33281,7 @@
           <w:rFonts w:hint="eastAsia"/>
         </w:rPr>
       </w:pPr>
-      <w:bookmarkStart w:id="71" w:name="_Toc231332343"/>
+      <w:bookmarkStart w:id="71" w:name="_Toc231755897"/>
       <w:r>
         <w:rPr>
           <w:rFonts w:hint="eastAsia"/>
@@ -34591,7 +34591,7 @@
         <w:rPr>
           <w:rFonts w:hint="eastAsia"/>
         </w:rPr>
-        <w:t>見積原本ファイル本体をAPI内でAmazon S3へPutObjectし、S3オブジェクトキーは `maintenance-contracts/{facilityId}/{maintenanceContractId}/quotations/{quotationId}/documents/{uploadUuid}.{ext}` 形式で発行する</w:t>
+        <w:t>見積原本ファイル本体をAPI内でAmazon S3へPutObjectし、S3オブジェクトキーは `application-documents/facility-{facilityId}/{yyyy}/{mm}/{uploadUuid}.{ext}` 形式で発行する。keyは保存場所識別子であり、`maintenanceContractId` や `quotationId` などの業務IDを含めない</w:t>
       </w:r>
     </w:p>
     <w:p>
@@ -34640,7 +34640,7 @@
           <w:rFonts w:hint="eastAsia"/>
         </w:rPr>
       </w:pPr>
-      <w:bookmarkStart w:id="72" w:name="_Toc231332344"/>
+      <w:bookmarkStart w:id="72" w:name="_Toc231755898"/>
       <w:r>
         <w:rPr>
           <w:rFonts w:hint="eastAsia"/>
@@ -34854,7 +34854,7 @@
           <w:rFonts w:hint="eastAsia"/>
         </w:rPr>
       </w:pPr>
-      <w:bookmarkStart w:id="73" w:name="_Toc231332345"/>
+      <w:bookmarkStart w:id="73" w:name="_Toc231755899"/>
       <w:r>
         <w:rPr>
           <w:rFonts w:hint="eastAsia"/>
@@ -35200,7 +35200,7 @@
           <w:rFonts w:hint="eastAsia"/>
         </w:rPr>
       </w:pPr>
-      <w:bookmarkStart w:id="74" w:name="_Toc231332346"/>
+      <w:bookmarkStart w:id="74" w:name="_Toc231755900"/>
       <w:r>
         <w:rPr>
           <w:rFonts w:hint="eastAsia"/>
@@ -35267,7 +35267,7 @@
           <w:rFonts w:hint="eastAsia"/>
         </w:rPr>
       </w:pPr>
-      <w:bookmarkStart w:id="75" w:name="_Toc231332347"/>
+      <w:bookmarkStart w:id="75" w:name="_Toc231755901"/>
       <w:r>
         <w:rPr>
           <w:rFonts w:hint="eastAsia"/>
@@ -35584,7 +35584,7 @@
           <w:rFonts w:hint="eastAsia"/>
         </w:rPr>
       </w:pPr>
-      <w:bookmarkStart w:id="76" w:name="_Toc231332348"/>
+      <w:bookmarkStart w:id="76" w:name="_Toc231755902"/>
       <w:r>
         <w:rPr>
           <w:rFonts w:hint="eastAsia"/>
@@ -35798,7 +35798,7 @@
           <w:rFonts w:hint="eastAsia"/>
         </w:rPr>
       </w:pPr>
-      <w:bookmarkStart w:id="77" w:name="_Toc231332349"/>
+      <w:bookmarkStart w:id="77" w:name="_Toc231755903"/>
       <w:r>
         <w:rPr>
           <w:rFonts w:hint="eastAsia"/>
@@ -36074,7 +36074,7 @@
           <w:rFonts w:hint="eastAsia"/>
         </w:rPr>
       </w:pPr>
-      <w:bookmarkStart w:id="78" w:name="_Toc231332350"/>
+      <w:bookmarkStart w:id="78" w:name="_Toc231755904"/>
       <w:r>
         <w:rPr>
           <w:rFonts w:hint="eastAsia"/>
@@ -36140,7 +36140,7 @@
           <w:rFonts w:hint="eastAsia"/>
         </w:rPr>
       </w:pPr>
-      <w:bookmarkStart w:id="79" w:name="_Toc231332351"/>
+      <w:bookmarkStart w:id="79" w:name="_Toc231755905"/>
       <w:r>
         <w:rPr>
           <w:rFonts w:hint="eastAsia"/>
@@ -36539,7 +36539,7 @@
           <w:rFonts w:hint="eastAsia"/>
         </w:rPr>
       </w:pPr>
-      <w:bookmarkStart w:id="80" w:name="_Toc231332352"/>
+      <w:bookmarkStart w:id="80" w:name="_Toc231755906"/>
       <w:r>
         <w:rPr>
           <w:rFonts w:hint="eastAsia"/>
@@ -36707,7 +36707,7 @@
           <w:rFonts w:hint="eastAsia"/>
         </w:rPr>
       </w:pPr>
-      <w:bookmarkStart w:id="81" w:name="_Toc231332353"/>
+      <w:bookmarkStart w:id="81" w:name="_Toc231755907"/>
       <w:r>
         <w:rPr>
           <w:rFonts w:hint="eastAsia"/>
@@ -36984,7 +36984,7 @@
           <w:rFonts w:hint="eastAsia"/>
         </w:rPr>
       </w:pPr>
-      <w:bookmarkStart w:id="82" w:name="_Toc231332354"/>
+      <w:bookmarkStart w:id="82" w:name="_Toc231755908"/>
       <w:r>
         <w:rPr>
           <w:rFonts w:hint="eastAsia"/>
@@ -37050,7 +37050,7 @@
           <w:rFonts w:hint="eastAsia"/>
         </w:rPr>
       </w:pPr>
-      <w:bookmarkStart w:id="83" w:name="_Toc231332355"/>
+      <w:bookmarkStart w:id="83" w:name="_Toc231755909"/>
       <w:r>
         <w:rPr>
           <w:rFonts w:hint="eastAsia"/>
@@ -37248,7 +37248,7 @@
           <w:rFonts w:hint="eastAsia"/>
         </w:rPr>
       </w:pPr>
-      <w:bookmarkStart w:id="84" w:name="_Toc231332356"/>
+      <w:bookmarkStart w:id="84" w:name="_Toc231755910"/>
       <w:r>
         <w:rPr>
           <w:rFonts w:hint="eastAsia"/>
@@ -37877,7 +37877,7 @@
           <w:rFonts w:hint="eastAsia"/>
         </w:rPr>
       </w:pPr>
-      <w:bookmarkStart w:id="85" w:name="_Toc231332357"/>
+      <w:bookmarkStart w:id="85" w:name="_Toc231755911"/>
       <w:r>
         <w:rPr>
           <w:rFonts w:hint="eastAsia"/>
@@ -38226,7 +38226,7 @@
           <w:rFonts w:hint="eastAsia"/>
         </w:rPr>
       </w:pPr>
-      <w:bookmarkStart w:id="86" w:name="_Toc231332358"/>
+      <w:bookmarkStart w:id="86" w:name="_Toc231755912"/>
       <w:r>
         <w:rPr>
           <w:rFonts w:hint="eastAsia"/>
@@ -38537,7 +38537,7 @@
           <w:rFonts w:hint="eastAsia"/>
         </w:rPr>
       </w:pPr>
-      <w:bookmarkStart w:id="87" w:name="_Toc231332359"/>
+      <w:bookmarkStart w:id="87" w:name="_Toc231755913"/>
       <w:r>
         <w:rPr>
           <w:rFonts w:hint="eastAsia"/>
@@ -38604,7 +38604,7 @@
           <w:rFonts w:hint="eastAsia"/>
         </w:rPr>
       </w:pPr>
-      <w:bookmarkStart w:id="88" w:name="_Toc231332360"/>
+      <w:bookmarkStart w:id="88" w:name="_Toc231755914"/>
       <w:r>
         <w:rPr>
           <w:rFonts w:hint="eastAsia"/>
@@ -38802,7 +38802,7 @@
           <w:rFonts w:hint="eastAsia"/>
         </w:rPr>
       </w:pPr>
-      <w:bookmarkStart w:id="89" w:name="_Toc231332361"/>
+      <w:bookmarkStart w:id="89" w:name="_Toc231755915"/>
       <w:r>
         <w:rPr>
           <w:rFonts w:hint="eastAsia"/>
@@ -39791,7 +39791,7 @@
         <w:rPr>
           <w:rFonts w:hint="eastAsia"/>
         </w:rPr>
-        <w:t>各ファイル本体をAPI内でAmazon S3へPutObjectし、S3オブジェクトキーは `maintenance-contracts/{facilityId}/{maintenanceContractId}/contracts/documents/{uploadUuid}.{ext}` 形式で発行する</w:t>
+        <w:t>各ファイル本体をAPI内でAmazon S3へPutObjectし、S3オブジェクトキーは `application-documents/facility-{facilityId}/{yyyy}/{mm}/{uploadUuid}.{ext}` 形式で発行する。keyは保存場所識別子であり、`maintenanceContractId` などの業務IDを含めない</w:t>
       </w:r>
     </w:p>
     <w:p>
@@ -39827,7 +39827,7 @@
           <w:rFonts w:hint="eastAsia"/>
         </w:rPr>
       </w:pPr>
-      <w:bookmarkStart w:id="90" w:name="_Toc231332362"/>
+      <w:bookmarkStart w:id="90" w:name="_Toc231755916"/>
       <w:r>
         <w:rPr>
           <w:rFonts w:hint="eastAsia"/>
@@ -39995,7 +39995,7 @@
           <w:rFonts w:hint="eastAsia"/>
         </w:rPr>
       </w:pPr>
-      <w:bookmarkStart w:id="91" w:name="_Toc231332363"/>
+      <w:bookmarkStart w:id="91" w:name="_Toc231755917"/>
       <w:r>
         <w:rPr>
           <w:rFonts w:hint="eastAsia"/>
@@ -40342,7 +40342,7 @@
           <w:rFonts w:hint="eastAsia"/>
         </w:rPr>
       </w:pPr>
-      <w:bookmarkStart w:id="92" w:name="_Toc231332364"/>
+      <w:bookmarkStart w:id="92" w:name="_Toc231755918"/>
       <w:r>
         <w:rPr>
           <w:rFonts w:hint="eastAsia"/>
@@ -40408,7 +40408,7 @@
           <w:rFonts w:hint="eastAsia"/>
         </w:rPr>
       </w:pPr>
-      <w:bookmarkStart w:id="93" w:name="_Toc231332365"/>
+      <w:bookmarkStart w:id="93" w:name="_Toc231755919"/>
       <w:r>
         <w:rPr>
           <w:rFonts w:hint="eastAsia"/>
@@ -40794,7 +40794,7 @@
           <w:rFonts w:hint="eastAsia"/>
         </w:rPr>
       </w:pPr>
-      <w:bookmarkStart w:id="94" w:name="_Toc231332366"/>
+      <w:bookmarkStart w:id="94" w:name="_Toc231755920"/>
       <w:r>
         <w:rPr>
           <w:rFonts w:hint="eastAsia"/>
@@ -40962,7 +40962,7 @@
           <w:rFonts w:hint="eastAsia"/>
         </w:rPr>
       </w:pPr>
-      <w:bookmarkStart w:id="95" w:name="_Toc231332367"/>
+      <w:bookmarkStart w:id="95" w:name="_Toc231755921"/>
       <w:r>
         <w:rPr>
           <w:rFonts w:hint="eastAsia"/>
@@ -41239,7 +41239,7 @@
           <w:rFonts w:hint="eastAsia"/>
         </w:rPr>
       </w:pPr>
-      <w:bookmarkStart w:id="96" w:name="_Toc231332368"/>
+      <w:bookmarkStart w:id="96" w:name="_Toc231755922"/>
       <w:r>
         <w:rPr>
           <w:rFonts w:hint="eastAsia"/>
@@ -41305,7 +41305,7 @@
           <w:rFonts w:hint="eastAsia"/>
         </w:rPr>
       </w:pPr>
-      <w:bookmarkStart w:id="97" w:name="_Toc231332369"/>
+      <w:bookmarkStart w:id="97" w:name="_Toc231755923"/>
       <w:r>
         <w:rPr>
           <w:rFonts w:hint="eastAsia"/>
@@ -41688,7 +41688,7 @@
           <w:rFonts w:hint="eastAsia"/>
         </w:rPr>
       </w:pPr>
-      <w:bookmarkStart w:id="98" w:name="_Toc231332370"/>
+      <w:bookmarkStart w:id="98" w:name="_Toc231755924"/>
       <w:r>
         <w:rPr>
           <w:rFonts w:hint="eastAsia"/>
@@ -41991,7 +41991,7 @@
           <w:rFonts w:hint="eastAsia"/>
         </w:rPr>
       </w:pPr>
-      <w:bookmarkStart w:id="99" w:name="_Toc231332371"/>
+      <w:bookmarkStart w:id="99" w:name="_Toc231755925"/>
       <w:r>
         <w:rPr>
           <w:rFonts w:hint="eastAsia"/>
@@ -42303,7 +42303,7 @@
           <w:rFonts w:hint="eastAsia"/>
         </w:rPr>
       </w:pPr>
-      <w:bookmarkStart w:id="100" w:name="_Toc231332372"/>
+      <w:bookmarkStart w:id="100" w:name="_Toc231755926"/>
       <w:r>
         <w:rPr>
           <w:rFonts w:hint="eastAsia"/>
@@ -42369,7 +42369,7 @@
           <w:rFonts w:hint="eastAsia"/>
         </w:rPr>
       </w:pPr>
-      <w:bookmarkStart w:id="101" w:name="_Toc231332373"/>
+      <w:bookmarkStart w:id="101" w:name="_Toc231755927"/>
       <w:r>
         <w:rPr>
           <w:rFonts w:hint="eastAsia"/>
@@ -42567,7 +42567,7 @@
           <w:rFonts w:hint="eastAsia"/>
         </w:rPr>
       </w:pPr>
-      <w:bookmarkStart w:id="102" w:name="_Toc231332374"/>
+      <w:bookmarkStart w:id="102" w:name="_Toc231755928"/>
       <w:r>
         <w:rPr>
           <w:rFonts w:hint="eastAsia"/>
@@ -43828,7 +43828,7 @@
         <w:rPr>
           <w:rFonts w:hint="eastAsia"/>
         </w:rPr>
-        <w:t>契約変更文書ファイル本体をAPI内でAmazon S3へPutObjectし、S3オブジェクトキーは `maintenance-contracts/{facilityId}/{maintenanceContractId}/reviews/{maintenanceContractReviewId}/documents/{uploadUuid}.{ext}` 形式で発行する</w:t>
+        <w:t>契約変更文書ファイル本体をAPI内でAmazon S3へPutObjectし、S3オブジェクトキーは `application-documents/facility-{facilityId}/{yyyy}/{mm}/{uploadUuid}.{ext}` 形式で発行する。keyは保存場所識別子であり、`maintenanceContractId` や `maintenanceContractReviewId` などの業務IDを含めない</w:t>
       </w:r>
     </w:p>
     <w:p>
@@ -43877,7 +43877,7 @@
           <w:rFonts w:hint="eastAsia"/>
         </w:rPr>
       </w:pPr>
-      <w:bookmarkStart w:id="103" w:name="_Toc231332375"/>
+      <w:bookmarkStart w:id="103" w:name="_Toc231755929"/>
       <w:r>
         <w:rPr>
           <w:rFonts w:hint="eastAsia"/>
@@ -44271,7 +44271,7 @@
           <w:rFonts w:hint="eastAsia"/>
         </w:rPr>
       </w:pPr>
-      <w:bookmarkStart w:id="104" w:name="_Toc231332376"/>
+      <w:bookmarkStart w:id="104" w:name="_Toc231755930"/>
       <w:r>
         <w:rPr>
           <w:rFonts w:hint="eastAsia"/>
@@ -44617,7 +44617,7 @@
           <w:rFonts w:hint="eastAsia"/>
         </w:rPr>
       </w:pPr>
-      <w:bookmarkStart w:id="105" w:name="_Toc231332377"/>
+      <w:bookmarkStart w:id="105" w:name="_Toc231755931"/>
       <w:r>
         <w:rPr>
           <w:rFonts w:hint="eastAsia"/>
@@ -44683,7 +44683,7 @@
           <w:rFonts w:hint="eastAsia"/>
         </w:rPr>
       </w:pPr>
-      <w:bookmarkStart w:id="106" w:name="_Toc231332378"/>
+      <w:bookmarkStart w:id="106" w:name="_Toc231755932"/>
       <w:r>
         <w:rPr>
           <w:rFonts w:hint="eastAsia"/>
@@ -44882,7 +44882,7 @@
           <w:rFonts w:hint="eastAsia"/>
         </w:rPr>
       </w:pPr>
-      <w:bookmarkStart w:id="107" w:name="_Toc231332379"/>
+      <w:bookmarkStart w:id="107" w:name="_Toc231755933"/>
       <w:r>
         <w:rPr>
           <w:rFonts w:hint="eastAsia"/>
@@ -45402,7 +45402,7 @@
           <w:rFonts w:hint="eastAsia"/>
         </w:rPr>
       </w:pPr>
-      <w:bookmarkStart w:id="108" w:name="_Toc231332380"/>
+      <w:bookmarkStart w:id="108" w:name="_Toc231755934"/>
       <w:r>
         <w:rPr>
           <w:rFonts w:hint="eastAsia"/>
@@ -45792,7 +45792,7 @@
           <w:rFonts w:hint="eastAsia"/>
         </w:rPr>
       </w:pPr>
-      <w:bookmarkStart w:id="109" w:name="_Toc231332381"/>
+      <w:bookmarkStart w:id="109" w:name="_Toc231755935"/>
       <w:r>
         <w:rPr>
           <w:rFonts w:hint="eastAsia"/>
@@ -46069,7 +46069,7 @@
           <w:rFonts w:hint="eastAsia"/>
         </w:rPr>
       </w:pPr>
-      <w:bookmarkStart w:id="110" w:name="_Toc231332382"/>
+      <w:bookmarkStart w:id="110" w:name="_Toc231755936"/>
       <w:r>
         <w:rPr>
           <w:rFonts w:hint="eastAsia"/>
@@ -46085,7 +46085,7 @@
           <w:rFonts w:hint="eastAsia"/>
         </w:rPr>
       </w:pPr>
-      <w:bookmarkStart w:id="111" w:name="_Toc231332383"/>
+      <w:bookmarkStart w:id="111" w:name="_Toc231755937"/>
       <w:r>
         <w:rPr>
           <w:rFonts w:hint="eastAsia"/>
@@ -46503,7 +46503,7 @@
           <w:rFonts w:hint="eastAsia"/>
         </w:rPr>
       </w:pPr>
-      <w:bookmarkStart w:id="112" w:name="_Toc231332384"/>
+      <w:bookmarkStart w:id="112" w:name="_Toc231755938"/>
       <w:r>
         <w:rPr>
           <w:rFonts w:hint="eastAsia"/>
@@ -46896,7 +46896,7 @@
           <w:rFonts w:hint="eastAsia"/>
         </w:rPr>
       </w:pPr>
-      <w:bookmarkStart w:id="113" w:name="_Toc231332385"/>
+      <w:bookmarkStart w:id="113" w:name="_Toc231755939"/>
       <w:r>
         <w:rPr>
           <w:rFonts w:hint="eastAsia"/>
@@ -47027,7 +47027,7 @@
           <w:rFonts w:hint="eastAsia"/>
         </w:rPr>
       </w:pPr>
-      <w:bookmarkStart w:id="114" w:name="_Toc231332386"/>
+      <w:bookmarkStart w:id="114" w:name="_Toc231755940"/>
       <w:r>
         <w:rPr>
           <w:rFonts w:hint="eastAsia"/>
@@ -47119,7 +47119,7 @@
           <w:rFonts w:hint="eastAsia"/>
         </w:rPr>
       </w:pPr>
-      <w:bookmarkStart w:id="115" w:name="_Toc231332387"/>
+      <w:bookmarkStart w:id="115" w:name="_Toc231755941"/>
       <w:r>
         <w:rPr>
           <w:rFonts w:hint="eastAsia"/>
@@ -47148,7 +47148,7 @@
           <w:rFonts w:hint="eastAsia"/>
         </w:rPr>
       </w:pPr>
-      <w:bookmarkStart w:id="116" w:name="_Toc231332388"/>
+      <w:bookmarkStart w:id="116" w:name="_Toc231755942"/>
       <w:r>
         <w:rPr>
           <w:rFonts w:hint="eastAsia"/>
@@ -48089,7 +48089,7 @@
           <w:rFonts w:hint="eastAsia"/>
         </w:rPr>
       </w:pPr>
-      <w:bookmarkStart w:id="117" w:name="_Toc231332389"/>
+      <w:bookmarkStart w:id="117" w:name="_Toc231755943"/>
       <w:r>
         <w:rPr>
           <w:rFonts w:hint="eastAsia"/>
@@ -48105,7 +48105,7 @@
           <w:rFonts w:hint="eastAsia"/>
         </w:rPr>
       </w:pPr>
-      <w:bookmarkStart w:id="118" w:name="_Toc231332390"/>
+      <w:bookmarkStart w:id="118" w:name="_Toc231755944"/>
       <w:r>
         <w:rPr>
           <w:rFonts w:hint="eastAsia"/>
@@ -48216,7 +48216,7 @@
           <w:rFonts w:hint="eastAsia"/>
         </w:rPr>
       </w:pPr>
-      <w:bookmarkStart w:id="119" w:name="_Toc231332391"/>
+      <w:bookmarkStart w:id="119" w:name="_Toc231755945"/>
       <w:r>
         <w:rPr>
           <w:rFonts w:hint="eastAsia"/>
@@ -48309,7 +48309,7 @@
           <w:rFonts w:hint="eastAsia"/>
         </w:rPr>
       </w:pPr>
-      <w:bookmarkStart w:id="120" w:name="_Toc231332392"/>
+      <w:bookmarkStart w:id="120" w:name="_Toc231755946"/>
       <w:r>
         <w:rPr>
           <w:rFonts w:hint="eastAsia"/>
@@ -48441,9 +48441,9 @@
 <file path=word/numbering.xml><?xml version="1.0" encoding="utf-8"?>
 <w:numbering xmlns:wpc="http://schemas.microsoft.com/office/word/2010/wordprocessingCanvas" xmlns:cx="http://schemas.microsoft.com/office/drawing/2014/chartex" xmlns:cx1="http://schemas.microsoft.com/office/drawing/2015/9/8/chartex" xmlns:cx2="http://schemas.microsoft.com/office/drawing/2015/10/21/chartex" xmlns:cx3="http://schemas.microsoft.com/office/drawing/2016/5/9/chartex" xmlns:cx4="http://schemas.microsoft.com/office/drawing/2016/5/10/chartex" xmlns:cx5="http://schemas.microsoft.com/office/drawing/2016/5/11/chartex" xmlns:cx6="http://schemas.microsoft.com/office/drawing/2016/5/12/chartex" xmlns:cx7="http://schemas.microsoft.com/office/drawing/2016/5/13/chartex" xmlns:cx8="http://schemas.microsoft.com/office/drawing/2016/5/14/chartex" xmlns:mc="http://schemas.openxmlformats.org/markup-compatibility/2006" xmlns:aink="http://schemas.microsoft.com/office/drawing/2016/ink" xmlns:am3d="http://schemas.microsoft.com/office/drawing/2017/model3d" xmlns:o="urn:schemas-microsoft-com:office:office" xmlns:oel="http://schemas.microsoft.com/office/2019/extlst" xmlns:r="http://schemas.openxmlformats.org/officeDocument/2006/relationships" xmlns:m="http://schemas.openxmlformats.org/officeDocument/2006/math" xmlns:v="urn:schemas-microsoft-com:vml" xmlns:wp14="http://schemas.microsoft.com/office/word/2010/wordprocessingDrawing" xmlns:wp="http://schemas.openxmlformats.org/drawingml/2006/wordprocessingDrawing" xmlns:w10="urn:schemas-microsoft-com:office:word" xmlns:w="http://schemas.openxmlformats.org/wordprocessingml/2006/main" xmlns:w14="http://schemas.microsoft.com/office/word/2010/wordml" xmlns:w15="http://schemas.microsoft.com/office/word/2012/wordml" xmlns:w16cex="http://schemas.microsoft.com/office/word/2018/wordml/cex" xmlns:w16cid="http://schemas.microsoft.com/office/word/2016/wordml/cid" xmlns:w16="http://schemas.microsoft.com/office/word/2018/wordml" xmlns:w16du="http://schemas.microsoft.com/office/word/2023/wordml/word16du" xmlns:w16sdtdh="http://schemas.microsoft.com/office/word/2020/wordml/sdtdatahash" xmlns:w16sdtfl="http://schemas.microsoft.com/office/word/2024/wordml/sdtformatlock" xmlns:w16se="http://schemas.microsoft.com/office/word/2015/wordml/symex" xmlns:wpg="http://schemas.microsoft.com/office/word/2010/wordprocessingGroup" xmlns:wpi="http://schemas.microsoft.com/office/word/2010/wordprocessingInk" xmlns:wne="http://schemas.microsoft.com/office/word/2006/wordml" xmlns:wps="http://schemas.microsoft.com/office/word/2010/wordprocessingShape" mc:Ignorable="w14 w15 w16se w16cid w16 w16cex w16sdtdh w16sdtfl w16du wp14">
   <w:abstractNum w:abstractNumId="0" w15:restartNumberingAfterBreak="0">
-    <w:nsid w:val="06006015"/>
+    <w:nsid w:val="133F1382"/>
     <w:multiLevelType w:val="hybridMultilevel"/>
-    <w:tmpl w:val="99B2DA20"/>
+    <w:tmpl w:val="52C257FA"/>
     <w:name w:val="__API_DOC_SQUARE_BULLET__222222222"/>
     <w:lvl w:ilvl="0" w:tplc="0409000F">
       <w:start w:val="1"/>
@@ -48528,9 +48528,96 @@
     </w:lvl>
   </w:abstractNum>
   <w:abstractNum w:abstractNumId="1" w15:restartNumberingAfterBreak="0">
-    <w:nsid w:val="09A95643"/>
+    <w:nsid w:val="169F0A40"/>
     <w:multiLevelType w:val="hybridMultilevel"/>
-    <w:tmpl w:val="1B6AFDAC"/>
+    <w:tmpl w:val="ED4C19A6"/>
+    <w:name w:val="__API_DOC_SQUARE_BULLET__2222222"/>
+    <w:lvl w:ilvl="0" w:tplc="0409000F">
+      <w:start w:val="1"/>
+      <w:numFmt w:val="decimal"/>
+      <w:lvlText w:val="%1."/>
+      <w:lvlJc w:val="left"/>
+      <w:pPr>
+        <w:ind w:left="440" w:hanging="440"/>
+      </w:pPr>
+    </w:lvl>
+    <w:lvl w:ilvl="1" w:tplc="04090017" w:tentative="1">
+      <w:start w:val="1"/>
+      <w:numFmt w:val="aiueoFullWidth"/>
+      <w:lvlText w:val="(%2)"/>
+      <w:lvlJc w:val="left"/>
+      <w:pPr>
+        <w:ind w:left="880" w:hanging="440"/>
+      </w:pPr>
+    </w:lvl>
+    <w:lvl w:ilvl="2" w:tplc="04090011" w:tentative="1">
+      <w:start w:val="1"/>
+      <w:numFmt w:val="decimalEnclosedCircle"/>
+      <w:lvlText w:val="%3"/>
+      <w:lvlJc w:val="left"/>
+      <w:pPr>
+        <w:ind w:left="1320" w:hanging="440"/>
+      </w:pPr>
+    </w:lvl>
+    <w:lvl w:ilvl="3" w:tplc="0409000F" w:tentative="1">
+      <w:start w:val="1"/>
+      <w:numFmt w:val="decimal"/>
+      <w:lvlText w:val="%4."/>
+      <w:lvlJc w:val="left"/>
+      <w:pPr>
+        <w:ind w:left="1760" w:hanging="440"/>
+      </w:pPr>
+    </w:lvl>
+    <w:lvl w:ilvl="4" w:tplc="04090017" w:tentative="1">
+      <w:start w:val="1"/>
+      <w:numFmt w:val="aiueoFullWidth"/>
+      <w:lvlText w:val="(%5)"/>
+      <w:lvlJc w:val="left"/>
+      <w:pPr>
+        <w:ind w:left="2200" w:hanging="440"/>
+      </w:pPr>
+    </w:lvl>
+    <w:lvl w:ilvl="5" w:tplc="04090011" w:tentative="1">
+      <w:start w:val="1"/>
+      <w:numFmt w:val="decimalEnclosedCircle"/>
+      <w:lvlText w:val="%6"/>
+      <w:lvlJc w:val="left"/>
+      <w:pPr>
+        <w:ind w:left="2640" w:hanging="440"/>
+      </w:pPr>
+    </w:lvl>
+    <w:lvl w:ilvl="6" w:tplc="0409000F" w:tentative="1">
+      <w:start w:val="1"/>
+      <w:numFmt w:val="decimal"/>
+      <w:lvlText w:val="%7."/>
+      <w:lvlJc w:val="left"/>
+      <w:pPr>
+        <w:ind w:left="3080" w:hanging="440"/>
+      </w:pPr>
+    </w:lvl>
+    <w:lvl w:ilvl="7" w:tplc="04090017" w:tentative="1">
+      <w:start w:val="1"/>
+      <w:numFmt w:val="aiueoFullWidth"/>
+      <w:lvlText w:val="(%8)"/>
+      <w:lvlJc w:val="left"/>
+      <w:pPr>
+        <w:ind w:left="3520" w:hanging="440"/>
+      </w:pPr>
+    </w:lvl>
+    <w:lvl w:ilvl="8" w:tplc="04090011" w:tentative="1">
+      <w:start w:val="1"/>
+      <w:numFmt w:val="decimalEnclosedCircle"/>
+      <w:lvlText w:val="%9"/>
+      <w:lvlJc w:val="left"/>
+      <w:pPr>
+        <w:ind w:left="3960" w:hanging="440"/>
+      </w:pPr>
+    </w:lvl>
+  </w:abstractNum>
+  <w:abstractNum w:abstractNumId="2" w15:restartNumberingAfterBreak="0">
+    <w:nsid w:val="17793464"/>
+    <w:multiLevelType w:val="hybridMultilevel"/>
+    <w:tmpl w:val="4B2E93DC"/>
     <w:name w:val="__API_DOC_SQUARE_BULLET__222"/>
     <w:lvl w:ilvl="0" w:tplc="0409000F">
       <w:start w:val="1"/>
@@ -48614,460 +48701,8 @@
       </w:pPr>
     </w:lvl>
   </w:abstractNum>
-  <w:abstractNum w:abstractNumId="2" w15:restartNumberingAfterBreak="0">
-    <w:nsid w:val="11A526D9"/>
-    <w:multiLevelType w:val="hybridMultilevel"/>
-    <w:tmpl w:val="14DA76D4"/>
-    <w:name w:val="__API_DOC_SQUARE_BULLET__2222222222"/>
-    <w:lvl w:ilvl="0" w:tplc="0409000F">
-      <w:start w:val="1"/>
-      <w:numFmt w:val="decimal"/>
-      <w:lvlText w:val="%1."/>
-      <w:lvlJc w:val="left"/>
-      <w:pPr>
-        <w:ind w:left="440" w:hanging="440"/>
-      </w:pPr>
-    </w:lvl>
-    <w:lvl w:ilvl="1" w:tplc="04090017" w:tentative="1">
-      <w:start w:val="1"/>
-      <w:numFmt w:val="aiueoFullWidth"/>
-      <w:lvlText w:val="(%2)"/>
-      <w:lvlJc w:val="left"/>
-      <w:pPr>
-        <w:ind w:left="880" w:hanging="440"/>
-      </w:pPr>
-    </w:lvl>
-    <w:lvl w:ilvl="2" w:tplc="04090011" w:tentative="1">
-      <w:start w:val="1"/>
-      <w:numFmt w:val="decimalEnclosedCircle"/>
-      <w:lvlText w:val="%3"/>
-      <w:lvlJc w:val="left"/>
-      <w:pPr>
-        <w:ind w:left="1320" w:hanging="440"/>
-      </w:pPr>
-    </w:lvl>
-    <w:lvl w:ilvl="3" w:tplc="0409000F" w:tentative="1">
-      <w:start w:val="1"/>
-      <w:numFmt w:val="decimal"/>
-      <w:lvlText w:val="%4."/>
-      <w:lvlJc w:val="left"/>
-      <w:pPr>
-        <w:ind w:left="1760" w:hanging="440"/>
-      </w:pPr>
-    </w:lvl>
-    <w:lvl w:ilvl="4" w:tplc="04090017" w:tentative="1">
-      <w:start w:val="1"/>
-      <w:numFmt w:val="aiueoFullWidth"/>
-      <w:lvlText w:val="(%5)"/>
-      <w:lvlJc w:val="left"/>
-      <w:pPr>
-        <w:ind w:left="2200" w:hanging="440"/>
-      </w:pPr>
-    </w:lvl>
-    <w:lvl w:ilvl="5" w:tplc="04090011" w:tentative="1">
-      <w:start w:val="1"/>
-      <w:numFmt w:val="decimalEnclosedCircle"/>
-      <w:lvlText w:val="%6"/>
-      <w:lvlJc w:val="left"/>
-      <w:pPr>
-        <w:ind w:left="2640" w:hanging="440"/>
-      </w:pPr>
-    </w:lvl>
-    <w:lvl w:ilvl="6" w:tplc="0409000F" w:tentative="1">
-      <w:start w:val="1"/>
-      <w:numFmt w:val="decimal"/>
-      <w:lvlText w:val="%7."/>
-      <w:lvlJc w:val="left"/>
-      <w:pPr>
-        <w:ind w:left="3080" w:hanging="440"/>
-      </w:pPr>
-    </w:lvl>
-    <w:lvl w:ilvl="7" w:tplc="04090017" w:tentative="1">
-      <w:start w:val="1"/>
-      <w:numFmt w:val="aiueoFullWidth"/>
-      <w:lvlText w:val="(%8)"/>
-      <w:lvlJc w:val="left"/>
-      <w:pPr>
-        <w:ind w:left="3520" w:hanging="440"/>
-      </w:pPr>
-    </w:lvl>
-    <w:lvl w:ilvl="8" w:tplc="04090011" w:tentative="1">
-      <w:start w:val="1"/>
-      <w:numFmt w:val="decimalEnclosedCircle"/>
-      <w:lvlText w:val="%9"/>
-      <w:lvlJc w:val="left"/>
-      <w:pPr>
-        <w:ind w:left="3960" w:hanging="440"/>
-      </w:pPr>
-    </w:lvl>
-  </w:abstractNum>
   <w:abstractNum w:abstractNumId="3" w15:restartNumberingAfterBreak="0">
-    <w:nsid w:val="151F0D45"/>
-    <w:multiLevelType w:val="hybridMultilevel"/>
-    <w:tmpl w:val="64BCF2B8"/>
-    <w:name w:val="__API_DOC_SQUARE_BULLET__2222"/>
-    <w:lvl w:ilvl="0" w:tplc="0409000F">
-      <w:start w:val="1"/>
-      <w:numFmt w:val="decimal"/>
-      <w:lvlText w:val="%1."/>
-      <w:lvlJc w:val="left"/>
-      <w:pPr>
-        <w:ind w:left="440" w:hanging="440"/>
-      </w:pPr>
-    </w:lvl>
-    <w:lvl w:ilvl="1" w:tplc="04090017" w:tentative="1">
-      <w:start w:val="1"/>
-      <w:numFmt w:val="aiueoFullWidth"/>
-      <w:lvlText w:val="(%2)"/>
-      <w:lvlJc w:val="left"/>
-      <w:pPr>
-        <w:ind w:left="880" w:hanging="440"/>
-      </w:pPr>
-    </w:lvl>
-    <w:lvl w:ilvl="2" w:tplc="04090011" w:tentative="1">
-      <w:start w:val="1"/>
-      <w:numFmt w:val="decimalEnclosedCircle"/>
-      <w:lvlText w:val="%3"/>
-      <w:lvlJc w:val="left"/>
-      <w:pPr>
-        <w:ind w:left="1320" w:hanging="440"/>
-      </w:pPr>
-    </w:lvl>
-    <w:lvl w:ilvl="3" w:tplc="0409000F" w:tentative="1">
-      <w:start w:val="1"/>
-      <w:numFmt w:val="decimal"/>
-      <w:lvlText w:val="%4."/>
-      <w:lvlJc w:val="left"/>
-      <w:pPr>
-        <w:ind w:left="1760" w:hanging="440"/>
-      </w:pPr>
-    </w:lvl>
-    <w:lvl w:ilvl="4" w:tplc="04090017" w:tentative="1">
-      <w:start w:val="1"/>
-      <w:numFmt w:val="aiueoFullWidth"/>
-      <w:lvlText w:val="(%5)"/>
-      <w:lvlJc w:val="left"/>
-      <w:pPr>
-        <w:ind w:left="2200" w:hanging="440"/>
-      </w:pPr>
-    </w:lvl>
-    <w:lvl w:ilvl="5" w:tplc="04090011" w:tentative="1">
-      <w:start w:val="1"/>
-      <w:numFmt w:val="decimalEnclosedCircle"/>
-      <w:lvlText w:val="%6"/>
-      <w:lvlJc w:val="left"/>
-      <w:pPr>
-        <w:ind w:left="2640" w:hanging="440"/>
-      </w:pPr>
-    </w:lvl>
-    <w:lvl w:ilvl="6" w:tplc="0409000F" w:tentative="1">
-      <w:start w:val="1"/>
-      <w:numFmt w:val="decimal"/>
-      <w:lvlText w:val="%7."/>
-      <w:lvlJc w:val="left"/>
-      <w:pPr>
-        <w:ind w:left="3080" w:hanging="440"/>
-      </w:pPr>
-    </w:lvl>
-    <w:lvl w:ilvl="7" w:tplc="04090017" w:tentative="1">
-      <w:start w:val="1"/>
-      <w:numFmt w:val="aiueoFullWidth"/>
-      <w:lvlText w:val="(%8)"/>
-      <w:lvlJc w:val="left"/>
-      <w:pPr>
-        <w:ind w:left="3520" w:hanging="440"/>
-      </w:pPr>
-    </w:lvl>
-    <w:lvl w:ilvl="8" w:tplc="04090011" w:tentative="1">
-      <w:start w:val="1"/>
-      <w:numFmt w:val="decimalEnclosedCircle"/>
-      <w:lvlText w:val="%9"/>
-      <w:lvlJc w:val="left"/>
-      <w:pPr>
-        <w:ind w:left="3960" w:hanging="440"/>
-      </w:pPr>
-    </w:lvl>
-  </w:abstractNum>
-  <w:abstractNum w:abstractNumId="4" w15:restartNumberingAfterBreak="0">
-    <w:nsid w:val="1A7F1D68"/>
-    <w:multiLevelType w:val="hybridMultilevel"/>
-    <w:tmpl w:val="C066BD28"/>
-    <w:name w:val="__API_DOC_SQUARE_BULLET__2"/>
-    <w:lvl w:ilvl="0" w:tplc="0409000F">
-      <w:start w:val="1"/>
-      <w:numFmt w:val="decimal"/>
-      <w:lvlText w:val="%1."/>
-      <w:lvlJc w:val="left"/>
-      <w:pPr>
-        <w:ind w:left="440" w:hanging="440"/>
-      </w:pPr>
-    </w:lvl>
-    <w:lvl w:ilvl="1" w:tplc="04090017" w:tentative="1">
-      <w:start w:val="1"/>
-      <w:numFmt w:val="aiueoFullWidth"/>
-      <w:lvlText w:val="(%2)"/>
-      <w:lvlJc w:val="left"/>
-      <w:pPr>
-        <w:ind w:left="880" w:hanging="440"/>
-      </w:pPr>
-    </w:lvl>
-    <w:lvl w:ilvl="2" w:tplc="04090011" w:tentative="1">
-      <w:start w:val="1"/>
-      <w:numFmt w:val="decimalEnclosedCircle"/>
-      <w:lvlText w:val="%3"/>
-      <w:lvlJc w:val="left"/>
-      <w:pPr>
-        <w:ind w:left="1320" w:hanging="440"/>
-      </w:pPr>
-    </w:lvl>
-    <w:lvl w:ilvl="3" w:tplc="0409000F" w:tentative="1">
-      <w:start w:val="1"/>
-      <w:numFmt w:val="decimal"/>
-      <w:lvlText w:val="%4."/>
-      <w:lvlJc w:val="left"/>
-      <w:pPr>
-        <w:ind w:left="1760" w:hanging="440"/>
-      </w:pPr>
-    </w:lvl>
-    <w:lvl w:ilvl="4" w:tplc="04090017" w:tentative="1">
-      <w:start w:val="1"/>
-      <w:numFmt w:val="aiueoFullWidth"/>
-      <w:lvlText w:val="(%5)"/>
-      <w:lvlJc w:val="left"/>
-      <w:pPr>
-        <w:ind w:left="2200" w:hanging="440"/>
-      </w:pPr>
-    </w:lvl>
-    <w:lvl w:ilvl="5" w:tplc="04090011" w:tentative="1">
-      <w:start w:val="1"/>
-      <w:numFmt w:val="decimalEnclosedCircle"/>
-      <w:lvlText w:val="%6"/>
-      <w:lvlJc w:val="left"/>
-      <w:pPr>
-        <w:ind w:left="2640" w:hanging="440"/>
-      </w:pPr>
-    </w:lvl>
-    <w:lvl w:ilvl="6" w:tplc="0409000F" w:tentative="1">
-      <w:start w:val="1"/>
-      <w:numFmt w:val="decimal"/>
-      <w:lvlText w:val="%7."/>
-      <w:lvlJc w:val="left"/>
-      <w:pPr>
-        <w:ind w:left="3080" w:hanging="440"/>
-      </w:pPr>
-    </w:lvl>
-    <w:lvl w:ilvl="7" w:tplc="04090017" w:tentative="1">
-      <w:start w:val="1"/>
-      <w:numFmt w:val="aiueoFullWidth"/>
-      <w:lvlText w:val="(%8)"/>
-      <w:lvlJc w:val="left"/>
-      <w:pPr>
-        <w:ind w:left="3520" w:hanging="440"/>
-      </w:pPr>
-    </w:lvl>
-    <w:lvl w:ilvl="8" w:tplc="04090011" w:tentative="1">
-      <w:start w:val="1"/>
-      <w:numFmt w:val="decimalEnclosedCircle"/>
-      <w:lvlText w:val="%9"/>
-      <w:lvlJc w:val="left"/>
-      <w:pPr>
-        <w:ind w:left="3960" w:hanging="440"/>
-      </w:pPr>
-    </w:lvl>
-  </w:abstractNum>
-  <w:abstractNum w:abstractNumId="5" w15:restartNumberingAfterBreak="0">
-    <w:nsid w:val="1F163D31"/>
-    <w:multiLevelType w:val="hybridMultilevel"/>
-    <w:tmpl w:val="A7B43B7A"/>
-    <w:name w:val="__API_DOC_SQUARE_BULLET__22"/>
-    <w:lvl w:ilvl="0" w:tplc="0409000F">
-      <w:start w:val="1"/>
-      <w:numFmt w:val="decimal"/>
-      <w:lvlText w:val="%1."/>
-      <w:lvlJc w:val="left"/>
-      <w:pPr>
-        <w:ind w:left="440" w:hanging="440"/>
-      </w:pPr>
-    </w:lvl>
-    <w:lvl w:ilvl="1" w:tplc="04090017" w:tentative="1">
-      <w:start w:val="1"/>
-      <w:numFmt w:val="aiueoFullWidth"/>
-      <w:lvlText w:val="(%2)"/>
-      <w:lvlJc w:val="left"/>
-      <w:pPr>
-        <w:ind w:left="880" w:hanging="440"/>
-      </w:pPr>
-    </w:lvl>
-    <w:lvl w:ilvl="2" w:tplc="04090011" w:tentative="1">
-      <w:start w:val="1"/>
-      <w:numFmt w:val="decimalEnclosedCircle"/>
-      <w:lvlText w:val="%3"/>
-      <w:lvlJc w:val="left"/>
-      <w:pPr>
-        <w:ind w:left="1320" w:hanging="440"/>
-      </w:pPr>
-    </w:lvl>
-    <w:lvl w:ilvl="3" w:tplc="0409000F" w:tentative="1">
-      <w:start w:val="1"/>
-      <w:numFmt w:val="decimal"/>
-      <w:lvlText w:val="%4."/>
-      <w:lvlJc w:val="left"/>
-      <w:pPr>
-        <w:ind w:left="1760" w:hanging="440"/>
-      </w:pPr>
-    </w:lvl>
-    <w:lvl w:ilvl="4" w:tplc="04090017" w:tentative="1">
-      <w:start w:val="1"/>
-      <w:numFmt w:val="aiueoFullWidth"/>
-      <w:lvlText w:val="(%5)"/>
-      <w:lvlJc w:val="left"/>
-      <w:pPr>
-        <w:ind w:left="2200" w:hanging="440"/>
-      </w:pPr>
-    </w:lvl>
-    <w:lvl w:ilvl="5" w:tplc="04090011" w:tentative="1">
-      <w:start w:val="1"/>
-      <w:numFmt w:val="decimalEnclosedCircle"/>
-      <w:lvlText w:val="%6"/>
-      <w:lvlJc w:val="left"/>
-      <w:pPr>
-        <w:ind w:left="2640" w:hanging="440"/>
-      </w:pPr>
-    </w:lvl>
-    <w:lvl w:ilvl="6" w:tplc="0409000F" w:tentative="1">
-      <w:start w:val="1"/>
-      <w:numFmt w:val="decimal"/>
-      <w:lvlText w:val="%7."/>
-      <w:lvlJc w:val="left"/>
-      <w:pPr>
-        <w:ind w:left="3080" w:hanging="440"/>
-      </w:pPr>
-    </w:lvl>
-    <w:lvl w:ilvl="7" w:tplc="04090017" w:tentative="1">
-      <w:start w:val="1"/>
-      <w:numFmt w:val="aiueoFullWidth"/>
-      <w:lvlText w:val="(%8)"/>
-      <w:lvlJc w:val="left"/>
-      <w:pPr>
-        <w:ind w:left="3520" w:hanging="440"/>
-      </w:pPr>
-    </w:lvl>
-    <w:lvl w:ilvl="8" w:tplc="04090011" w:tentative="1">
-      <w:start w:val="1"/>
-      <w:numFmt w:val="decimalEnclosedCircle"/>
-      <w:lvlText w:val="%9"/>
-      <w:lvlJc w:val="left"/>
-      <w:pPr>
-        <w:ind w:left="3960" w:hanging="440"/>
-      </w:pPr>
-    </w:lvl>
-  </w:abstractNum>
-  <w:abstractNum w:abstractNumId="6" w15:restartNumberingAfterBreak="0">
-    <w:nsid w:val="3328312A"/>
-    <w:multiLevelType w:val="hybridMultilevel"/>
-    <w:tmpl w:val="C07CEA5A"/>
-    <w:name w:val="__API_DOC_SQUARE_BULLET__22222222"/>
-    <w:lvl w:ilvl="0" w:tplc="0409000F">
-      <w:start w:val="1"/>
-      <w:numFmt w:val="decimal"/>
-      <w:lvlText w:val="%1."/>
-      <w:lvlJc w:val="left"/>
-      <w:pPr>
-        <w:ind w:left="440" w:hanging="440"/>
-      </w:pPr>
-    </w:lvl>
-    <w:lvl w:ilvl="1" w:tplc="04090017" w:tentative="1">
-      <w:start w:val="1"/>
-      <w:numFmt w:val="aiueoFullWidth"/>
-      <w:lvlText w:val="(%2)"/>
-      <w:lvlJc w:val="left"/>
-      <w:pPr>
-        <w:ind w:left="880" w:hanging="440"/>
-      </w:pPr>
-    </w:lvl>
-    <w:lvl w:ilvl="2" w:tplc="04090011" w:tentative="1">
-      <w:start w:val="1"/>
-      <w:numFmt w:val="decimalEnclosedCircle"/>
-      <w:lvlText w:val="%3"/>
-      <w:lvlJc w:val="left"/>
-      <w:pPr>
-        <w:ind w:left="1320" w:hanging="440"/>
-      </w:pPr>
-    </w:lvl>
-    <w:lvl w:ilvl="3" w:tplc="0409000F" w:tentative="1">
-      <w:start w:val="1"/>
-      <w:numFmt w:val="decimal"/>
-      <w:lvlText w:val="%4."/>
-      <w:lvlJc w:val="left"/>
-      <w:pPr>
-        <w:ind w:left="1760" w:hanging="440"/>
-      </w:pPr>
-    </w:lvl>
-    <w:lvl w:ilvl="4" w:tplc="04090017" w:tentative="1">
-      <w:start w:val="1"/>
-      <w:numFmt w:val="aiueoFullWidth"/>
-      <w:lvlText w:val="(%5)"/>
-      <w:lvlJc w:val="left"/>
-      <w:pPr>
-        <w:ind w:left="2200" w:hanging="440"/>
-      </w:pPr>
-    </w:lvl>
-    <w:lvl w:ilvl="5" w:tplc="04090011" w:tentative="1">
-      <w:start w:val="1"/>
-      <w:numFmt w:val="decimalEnclosedCircle"/>
-      <w:lvlText w:val="%6"/>
-      <w:lvlJc w:val="left"/>
-      <w:pPr>
-        <w:ind w:left="2640" w:hanging="440"/>
-      </w:pPr>
-    </w:lvl>
-    <w:lvl w:ilvl="6" w:tplc="0409000F" w:tentative="1">
-      <w:start w:val="1"/>
-      <w:numFmt w:val="decimal"/>
-      <w:lvlText w:val="%7."/>
-      <w:lvlJc w:val="left"/>
-      <w:pPr>
-        <w:ind w:left="3080" w:hanging="440"/>
-      </w:pPr>
-    </w:lvl>
-    <w:lvl w:ilvl="7" w:tplc="04090017" w:tentative="1">
-      <w:start w:val="1"/>
-      <w:numFmt w:val="aiueoFullWidth"/>
-      <w:lvlText w:val="(%8)"/>
-      <w:lvlJc w:val="left"/>
-      <w:pPr>
-        <w:ind w:left="3520" w:hanging="440"/>
-      </w:pPr>
-    </w:lvl>
-    <w:lvl w:ilvl="8" w:tplc="04090011" w:tentative="1">
-      <w:start w:val="1"/>
-      <w:numFmt w:val="decimalEnclosedCircle"/>
-      <w:lvlText w:val="%9"/>
-      <w:lvlJc w:val="left"/>
-      <w:pPr>
-        <w:ind w:left="3960" w:hanging="440"/>
-      </w:pPr>
-    </w:lvl>
-  </w:abstractNum>
-  <w:abstractNum w:abstractNumId="7" w15:restartNumberingAfterBreak="0">
-    <w:nsid w:val="56292508"/>
-    <w:multiLevelType w:val="singleLevel"/>
-    <w:tmpl w:val="04090001"/>
-    <w:lvl w:ilvl="0">
-      <w:start w:val="1"/>
-      <w:numFmt w:val="bullet"/>
-      <w:lvlText w:val="■"/>
-      <w:lvlJc w:val="left"/>
-      <w:pPr>
-        <w:ind w:left="440" w:hanging="440"/>
-      </w:pPr>
-      <w:rPr>
-        <w:rFonts w:ascii="Meiryo UI" w:hAnsi="Meiryo UI" w:eastAsia="Meiryo UI" w:cs="Meiryo UI" w:hint="default"/>
-      </w:rPr>
-    </w:lvl>
-  </w:abstractNum>
-  <w:abstractNum w:abstractNumId="8" w15:restartNumberingAfterBreak="0">
-    <w:nsid w:val="5D1A7459"/>
+    <w:nsid w:val="19074DAC"/>
     <w:multiLevelType w:val="singleLevel"/>
     <w:tmpl w:val="0409000F"/>
     <w:name w:val="__API_DOC_SQUARE_BULLET__"/>
@@ -49081,11 +48716,11 @@
       </w:pPr>
     </w:lvl>
   </w:abstractNum>
-  <w:abstractNum w:abstractNumId="9" w15:restartNumberingAfterBreak="0">
-    <w:nsid w:val="73B95F5C"/>
+  <w:abstractNum w:abstractNumId="4" w15:restartNumberingAfterBreak="0">
+    <w:nsid w:val="2C847174"/>
     <w:multiLevelType w:val="hybridMultilevel"/>
-    <w:tmpl w:val="16D43BBC"/>
-    <w:name w:val="__API_DOC_SQUARE_BULLET__2222222"/>
+    <w:tmpl w:val="84EA713A"/>
+    <w:name w:val="__API_DOC_SQUARE_BULLET__222222"/>
     <w:lvl w:ilvl="0" w:tplc="0409000F">
       <w:start w:val="1"/>
       <w:numFmt w:val="decimal"/>
@@ -49168,11 +48803,11 @@
       </w:pPr>
     </w:lvl>
   </w:abstractNum>
-  <w:abstractNum w:abstractNumId="10" w15:restartNumberingAfterBreak="0">
-    <w:nsid w:val="7A4D37B6"/>
+  <w:abstractNum w:abstractNumId="5" w15:restartNumberingAfterBreak="0">
+    <w:nsid w:val="544E6F62"/>
     <w:multiLevelType w:val="hybridMultilevel"/>
-    <w:tmpl w:val="0004DA90"/>
-    <w:name w:val="__API_DOC_SQUARE_BULLET__222222"/>
+    <w:tmpl w:val="AA54E3F8"/>
+    <w:name w:val="__API_DOC_SQUARE_BULLET__22222222"/>
     <w:lvl w:ilvl="0" w:tplc="0409000F">
       <w:start w:val="1"/>
       <w:numFmt w:val="decimal"/>
@@ -49255,7 +48890,459 @@
       </w:pPr>
     </w:lvl>
   </w:abstractNum>
+  <w:abstractNum w:abstractNumId="6" w15:restartNumberingAfterBreak="0">
+    <w:nsid w:val="62A64AEB"/>
+    <w:multiLevelType w:val="hybridMultilevel"/>
+    <w:tmpl w:val="AE1CE7AC"/>
+    <w:name w:val="__API_DOC_SQUARE_BULLET__22"/>
+    <w:lvl w:ilvl="0" w:tplc="0409000F">
+      <w:start w:val="1"/>
+      <w:numFmt w:val="decimal"/>
+      <w:lvlText w:val="%1."/>
+      <w:lvlJc w:val="left"/>
+      <w:pPr>
+        <w:ind w:left="440" w:hanging="440"/>
+      </w:pPr>
+    </w:lvl>
+    <w:lvl w:ilvl="1" w:tplc="04090017" w:tentative="1">
+      <w:start w:val="1"/>
+      <w:numFmt w:val="aiueoFullWidth"/>
+      <w:lvlText w:val="(%2)"/>
+      <w:lvlJc w:val="left"/>
+      <w:pPr>
+        <w:ind w:left="880" w:hanging="440"/>
+      </w:pPr>
+    </w:lvl>
+    <w:lvl w:ilvl="2" w:tplc="04090011" w:tentative="1">
+      <w:start w:val="1"/>
+      <w:numFmt w:val="decimalEnclosedCircle"/>
+      <w:lvlText w:val="%3"/>
+      <w:lvlJc w:val="left"/>
+      <w:pPr>
+        <w:ind w:left="1320" w:hanging="440"/>
+      </w:pPr>
+    </w:lvl>
+    <w:lvl w:ilvl="3" w:tplc="0409000F" w:tentative="1">
+      <w:start w:val="1"/>
+      <w:numFmt w:val="decimal"/>
+      <w:lvlText w:val="%4."/>
+      <w:lvlJc w:val="left"/>
+      <w:pPr>
+        <w:ind w:left="1760" w:hanging="440"/>
+      </w:pPr>
+    </w:lvl>
+    <w:lvl w:ilvl="4" w:tplc="04090017" w:tentative="1">
+      <w:start w:val="1"/>
+      <w:numFmt w:val="aiueoFullWidth"/>
+      <w:lvlText w:val="(%5)"/>
+      <w:lvlJc w:val="left"/>
+      <w:pPr>
+        <w:ind w:left="2200" w:hanging="440"/>
+      </w:pPr>
+    </w:lvl>
+    <w:lvl w:ilvl="5" w:tplc="04090011" w:tentative="1">
+      <w:start w:val="1"/>
+      <w:numFmt w:val="decimalEnclosedCircle"/>
+      <w:lvlText w:val="%6"/>
+      <w:lvlJc w:val="left"/>
+      <w:pPr>
+        <w:ind w:left="2640" w:hanging="440"/>
+      </w:pPr>
+    </w:lvl>
+    <w:lvl w:ilvl="6" w:tplc="0409000F" w:tentative="1">
+      <w:start w:val="1"/>
+      <w:numFmt w:val="decimal"/>
+      <w:lvlText w:val="%7."/>
+      <w:lvlJc w:val="left"/>
+      <w:pPr>
+        <w:ind w:left="3080" w:hanging="440"/>
+      </w:pPr>
+    </w:lvl>
+    <w:lvl w:ilvl="7" w:tplc="04090017" w:tentative="1">
+      <w:start w:val="1"/>
+      <w:numFmt w:val="aiueoFullWidth"/>
+      <w:lvlText w:val="(%8)"/>
+      <w:lvlJc w:val="left"/>
+      <w:pPr>
+        <w:ind w:left="3520" w:hanging="440"/>
+      </w:pPr>
+    </w:lvl>
+    <w:lvl w:ilvl="8" w:tplc="04090011" w:tentative="1">
+      <w:start w:val="1"/>
+      <w:numFmt w:val="decimalEnclosedCircle"/>
+      <w:lvlText w:val="%9"/>
+      <w:lvlJc w:val="left"/>
+      <w:pPr>
+        <w:ind w:left="3960" w:hanging="440"/>
+      </w:pPr>
+    </w:lvl>
+  </w:abstractNum>
+  <w:abstractNum w:abstractNumId="7" w15:restartNumberingAfterBreak="0">
+    <w:nsid w:val="66547475"/>
+    <w:multiLevelType w:val="hybridMultilevel"/>
+    <w:tmpl w:val="1BCCC4F6"/>
+    <w:name w:val="__API_DOC_SQUARE_BULLET__2"/>
+    <w:lvl w:ilvl="0" w:tplc="0409000F">
+      <w:start w:val="1"/>
+      <w:numFmt w:val="decimal"/>
+      <w:lvlText w:val="%1."/>
+      <w:lvlJc w:val="left"/>
+      <w:pPr>
+        <w:ind w:left="440" w:hanging="440"/>
+      </w:pPr>
+    </w:lvl>
+    <w:lvl w:ilvl="1" w:tplc="04090017" w:tentative="1">
+      <w:start w:val="1"/>
+      <w:numFmt w:val="aiueoFullWidth"/>
+      <w:lvlText w:val="(%2)"/>
+      <w:lvlJc w:val="left"/>
+      <w:pPr>
+        <w:ind w:left="880" w:hanging="440"/>
+      </w:pPr>
+    </w:lvl>
+    <w:lvl w:ilvl="2" w:tplc="04090011" w:tentative="1">
+      <w:start w:val="1"/>
+      <w:numFmt w:val="decimalEnclosedCircle"/>
+      <w:lvlText w:val="%3"/>
+      <w:lvlJc w:val="left"/>
+      <w:pPr>
+        <w:ind w:left="1320" w:hanging="440"/>
+      </w:pPr>
+    </w:lvl>
+    <w:lvl w:ilvl="3" w:tplc="0409000F" w:tentative="1">
+      <w:start w:val="1"/>
+      <w:numFmt w:val="decimal"/>
+      <w:lvlText w:val="%4."/>
+      <w:lvlJc w:val="left"/>
+      <w:pPr>
+        <w:ind w:left="1760" w:hanging="440"/>
+      </w:pPr>
+    </w:lvl>
+    <w:lvl w:ilvl="4" w:tplc="04090017" w:tentative="1">
+      <w:start w:val="1"/>
+      <w:numFmt w:val="aiueoFullWidth"/>
+      <w:lvlText w:val="(%5)"/>
+      <w:lvlJc w:val="left"/>
+      <w:pPr>
+        <w:ind w:left="2200" w:hanging="440"/>
+      </w:pPr>
+    </w:lvl>
+    <w:lvl w:ilvl="5" w:tplc="04090011" w:tentative="1">
+      <w:start w:val="1"/>
+      <w:numFmt w:val="decimalEnclosedCircle"/>
+      <w:lvlText w:val="%6"/>
+      <w:lvlJc w:val="left"/>
+      <w:pPr>
+        <w:ind w:left="2640" w:hanging="440"/>
+      </w:pPr>
+    </w:lvl>
+    <w:lvl w:ilvl="6" w:tplc="0409000F" w:tentative="1">
+      <w:start w:val="1"/>
+      <w:numFmt w:val="decimal"/>
+      <w:lvlText w:val="%7."/>
+      <w:lvlJc w:val="left"/>
+      <w:pPr>
+        <w:ind w:left="3080" w:hanging="440"/>
+      </w:pPr>
+    </w:lvl>
+    <w:lvl w:ilvl="7" w:tplc="04090017" w:tentative="1">
+      <w:start w:val="1"/>
+      <w:numFmt w:val="aiueoFullWidth"/>
+      <w:lvlText w:val="(%8)"/>
+      <w:lvlJc w:val="left"/>
+      <w:pPr>
+        <w:ind w:left="3520" w:hanging="440"/>
+      </w:pPr>
+    </w:lvl>
+    <w:lvl w:ilvl="8" w:tplc="04090011" w:tentative="1">
+      <w:start w:val="1"/>
+      <w:numFmt w:val="decimalEnclosedCircle"/>
+      <w:lvlText w:val="%9"/>
+      <w:lvlJc w:val="left"/>
+      <w:pPr>
+        <w:ind w:left="3960" w:hanging="440"/>
+      </w:pPr>
+    </w:lvl>
+  </w:abstractNum>
+  <w:abstractNum w:abstractNumId="8" w15:restartNumberingAfterBreak="0">
+    <w:nsid w:val="682B11B4"/>
+    <w:multiLevelType w:val="hybridMultilevel"/>
+    <w:tmpl w:val="B3CE6D5E"/>
+    <w:name w:val="__API_DOC_SQUARE_BULLET__22222"/>
+    <w:lvl w:ilvl="0" w:tplc="0409000F">
+      <w:start w:val="1"/>
+      <w:numFmt w:val="decimal"/>
+      <w:lvlText w:val="%1."/>
+      <w:lvlJc w:val="left"/>
+      <w:pPr>
+        <w:ind w:left="440" w:hanging="440"/>
+      </w:pPr>
+    </w:lvl>
+    <w:lvl w:ilvl="1" w:tplc="04090017" w:tentative="1">
+      <w:start w:val="1"/>
+      <w:numFmt w:val="aiueoFullWidth"/>
+      <w:lvlText w:val="(%2)"/>
+      <w:lvlJc w:val="left"/>
+      <w:pPr>
+        <w:ind w:left="880" w:hanging="440"/>
+      </w:pPr>
+    </w:lvl>
+    <w:lvl w:ilvl="2" w:tplc="04090011" w:tentative="1">
+      <w:start w:val="1"/>
+      <w:numFmt w:val="decimalEnclosedCircle"/>
+      <w:lvlText w:val="%3"/>
+      <w:lvlJc w:val="left"/>
+      <w:pPr>
+        <w:ind w:left="1320" w:hanging="440"/>
+      </w:pPr>
+    </w:lvl>
+    <w:lvl w:ilvl="3" w:tplc="0409000F" w:tentative="1">
+      <w:start w:val="1"/>
+      <w:numFmt w:val="decimal"/>
+      <w:lvlText w:val="%4."/>
+      <w:lvlJc w:val="left"/>
+      <w:pPr>
+        <w:ind w:left="1760" w:hanging="440"/>
+      </w:pPr>
+    </w:lvl>
+    <w:lvl w:ilvl="4" w:tplc="04090017" w:tentative="1">
+      <w:start w:val="1"/>
+      <w:numFmt w:val="aiueoFullWidth"/>
+      <w:lvlText w:val="(%5)"/>
+      <w:lvlJc w:val="left"/>
+      <w:pPr>
+        <w:ind w:left="2200" w:hanging="440"/>
+      </w:pPr>
+    </w:lvl>
+    <w:lvl w:ilvl="5" w:tplc="04090011" w:tentative="1">
+      <w:start w:val="1"/>
+      <w:numFmt w:val="decimalEnclosedCircle"/>
+      <w:lvlText w:val="%6"/>
+      <w:lvlJc w:val="left"/>
+      <w:pPr>
+        <w:ind w:left="2640" w:hanging="440"/>
+      </w:pPr>
+    </w:lvl>
+    <w:lvl w:ilvl="6" w:tplc="0409000F" w:tentative="1">
+      <w:start w:val="1"/>
+      <w:numFmt w:val="decimal"/>
+      <w:lvlText w:val="%7."/>
+      <w:lvlJc w:val="left"/>
+      <w:pPr>
+        <w:ind w:left="3080" w:hanging="440"/>
+      </w:pPr>
+    </w:lvl>
+    <w:lvl w:ilvl="7" w:tplc="04090017" w:tentative="1">
+      <w:start w:val="1"/>
+      <w:numFmt w:val="aiueoFullWidth"/>
+      <w:lvlText w:val="(%8)"/>
+      <w:lvlJc w:val="left"/>
+      <w:pPr>
+        <w:ind w:left="3520" w:hanging="440"/>
+      </w:pPr>
+    </w:lvl>
+    <w:lvl w:ilvl="8" w:tplc="04090011" w:tentative="1">
+      <w:start w:val="1"/>
+      <w:numFmt w:val="decimalEnclosedCircle"/>
+      <w:lvlText w:val="%9"/>
+      <w:lvlJc w:val="left"/>
+      <w:pPr>
+        <w:ind w:left="3960" w:hanging="440"/>
+      </w:pPr>
+    </w:lvl>
+  </w:abstractNum>
+  <w:abstractNum w:abstractNumId="9" w15:restartNumberingAfterBreak="0">
+    <w:nsid w:val="6AA762BE"/>
+    <w:multiLevelType w:val="hybridMultilevel"/>
+    <w:tmpl w:val="DF02FF76"/>
+    <w:name w:val="__API_DOC_SQUARE_BULLET__2222"/>
+    <w:lvl w:ilvl="0" w:tplc="0409000F">
+      <w:start w:val="1"/>
+      <w:numFmt w:val="decimal"/>
+      <w:lvlText w:val="%1."/>
+      <w:lvlJc w:val="left"/>
+      <w:pPr>
+        <w:ind w:left="440" w:hanging="440"/>
+      </w:pPr>
+    </w:lvl>
+    <w:lvl w:ilvl="1" w:tplc="04090017" w:tentative="1">
+      <w:start w:val="1"/>
+      <w:numFmt w:val="aiueoFullWidth"/>
+      <w:lvlText w:val="(%2)"/>
+      <w:lvlJc w:val="left"/>
+      <w:pPr>
+        <w:ind w:left="880" w:hanging="440"/>
+      </w:pPr>
+    </w:lvl>
+    <w:lvl w:ilvl="2" w:tplc="04090011" w:tentative="1">
+      <w:start w:val="1"/>
+      <w:numFmt w:val="decimalEnclosedCircle"/>
+      <w:lvlText w:val="%3"/>
+      <w:lvlJc w:val="left"/>
+      <w:pPr>
+        <w:ind w:left="1320" w:hanging="440"/>
+      </w:pPr>
+    </w:lvl>
+    <w:lvl w:ilvl="3" w:tplc="0409000F" w:tentative="1">
+      <w:start w:val="1"/>
+      <w:numFmt w:val="decimal"/>
+      <w:lvlText w:val="%4."/>
+      <w:lvlJc w:val="left"/>
+      <w:pPr>
+        <w:ind w:left="1760" w:hanging="440"/>
+      </w:pPr>
+    </w:lvl>
+    <w:lvl w:ilvl="4" w:tplc="04090017" w:tentative="1">
+      <w:start w:val="1"/>
+      <w:numFmt w:val="aiueoFullWidth"/>
+      <w:lvlText w:val="(%5)"/>
+      <w:lvlJc w:val="left"/>
+      <w:pPr>
+        <w:ind w:left="2200" w:hanging="440"/>
+      </w:pPr>
+    </w:lvl>
+    <w:lvl w:ilvl="5" w:tplc="04090011" w:tentative="1">
+      <w:start w:val="1"/>
+      <w:numFmt w:val="decimalEnclosedCircle"/>
+      <w:lvlText w:val="%6"/>
+      <w:lvlJc w:val="left"/>
+      <w:pPr>
+        <w:ind w:left="2640" w:hanging="440"/>
+      </w:pPr>
+    </w:lvl>
+    <w:lvl w:ilvl="6" w:tplc="0409000F" w:tentative="1">
+      <w:start w:val="1"/>
+      <w:numFmt w:val="decimal"/>
+      <w:lvlText w:val="%7."/>
+      <w:lvlJc w:val="left"/>
+      <w:pPr>
+        <w:ind w:left="3080" w:hanging="440"/>
+      </w:pPr>
+    </w:lvl>
+    <w:lvl w:ilvl="7" w:tplc="04090017" w:tentative="1">
+      <w:start w:val="1"/>
+      <w:numFmt w:val="aiueoFullWidth"/>
+      <w:lvlText w:val="(%8)"/>
+      <w:lvlJc w:val="left"/>
+      <w:pPr>
+        <w:ind w:left="3520" w:hanging="440"/>
+      </w:pPr>
+    </w:lvl>
+    <w:lvl w:ilvl="8" w:tplc="04090011" w:tentative="1">
+      <w:start w:val="1"/>
+      <w:numFmt w:val="decimalEnclosedCircle"/>
+      <w:lvlText w:val="%9"/>
+      <w:lvlJc w:val="left"/>
+      <w:pPr>
+        <w:ind w:left="3960" w:hanging="440"/>
+      </w:pPr>
+    </w:lvl>
+  </w:abstractNum>
+  <w:abstractNum w:abstractNumId="10" w15:restartNumberingAfterBreak="0">
+    <w:nsid w:val="70B0723E"/>
+    <w:multiLevelType w:val="hybridMultilevel"/>
+    <w:tmpl w:val="FE48B6CE"/>
+    <w:name w:val="__API_DOC_SQUARE_BULLET__2222222222"/>
+    <w:lvl w:ilvl="0" w:tplc="0409000F">
+      <w:start w:val="1"/>
+      <w:numFmt w:val="decimal"/>
+      <w:lvlText w:val="%1."/>
+      <w:lvlJc w:val="left"/>
+      <w:pPr>
+        <w:ind w:left="440" w:hanging="440"/>
+      </w:pPr>
+    </w:lvl>
+    <w:lvl w:ilvl="1" w:tplc="04090017" w:tentative="1">
+      <w:start w:val="1"/>
+      <w:numFmt w:val="aiueoFullWidth"/>
+      <w:lvlText w:val="(%2)"/>
+      <w:lvlJc w:val="left"/>
+      <w:pPr>
+        <w:ind w:left="880" w:hanging="440"/>
+      </w:pPr>
+    </w:lvl>
+    <w:lvl w:ilvl="2" w:tplc="04090011" w:tentative="1">
+      <w:start w:val="1"/>
+      <w:numFmt w:val="decimalEnclosedCircle"/>
+      <w:lvlText w:val="%3"/>
+      <w:lvlJc w:val="left"/>
+      <w:pPr>
+        <w:ind w:left="1320" w:hanging="440"/>
+      </w:pPr>
+    </w:lvl>
+    <w:lvl w:ilvl="3" w:tplc="0409000F" w:tentative="1">
+      <w:start w:val="1"/>
+      <w:numFmt w:val="decimal"/>
+      <w:lvlText w:val="%4."/>
+      <w:lvlJc w:val="left"/>
+      <w:pPr>
+        <w:ind w:left="1760" w:hanging="440"/>
+      </w:pPr>
+    </w:lvl>
+    <w:lvl w:ilvl="4" w:tplc="04090017" w:tentative="1">
+      <w:start w:val="1"/>
+      <w:numFmt w:val="aiueoFullWidth"/>
+      <w:lvlText w:val="(%5)"/>
+      <w:lvlJc w:val="left"/>
+      <w:pPr>
+        <w:ind w:left="2200" w:hanging="440"/>
+      </w:pPr>
+    </w:lvl>
+    <w:lvl w:ilvl="5" w:tplc="04090011" w:tentative="1">
+      <w:start w:val="1"/>
+      <w:numFmt w:val="decimalEnclosedCircle"/>
+      <w:lvlText w:val="%6"/>
+      <w:lvlJc w:val="left"/>
+      <w:pPr>
+        <w:ind w:left="2640" w:hanging="440"/>
+      </w:pPr>
+    </w:lvl>
+    <w:lvl w:ilvl="6" w:tplc="0409000F" w:tentative="1">
+      <w:start w:val="1"/>
+      <w:numFmt w:val="decimal"/>
+      <w:lvlText w:val="%7."/>
+      <w:lvlJc w:val="left"/>
+      <w:pPr>
+        <w:ind w:left="3080" w:hanging="440"/>
+      </w:pPr>
+    </w:lvl>
+    <w:lvl w:ilvl="7" w:tplc="04090017" w:tentative="1">
+      <w:start w:val="1"/>
+      <w:numFmt w:val="aiueoFullWidth"/>
+      <w:lvlText w:val="(%8)"/>
+      <w:lvlJc w:val="left"/>
+      <w:pPr>
+        <w:ind w:left="3520" w:hanging="440"/>
+      </w:pPr>
+    </w:lvl>
+    <w:lvl w:ilvl="8" w:tplc="04090011" w:tentative="1">
+      <w:start w:val="1"/>
+      <w:numFmt w:val="decimalEnclosedCircle"/>
+      <w:lvlText w:val="%9"/>
+      <w:lvlJc w:val="left"/>
+      <w:pPr>
+        <w:ind w:left="3960" w:hanging="440"/>
+      </w:pPr>
+    </w:lvl>
+  </w:abstractNum>
   <w:abstractNum w:abstractNumId="11" w15:restartNumberingAfterBreak="0">
+    <w:nsid w:val="77944D04"/>
+    <w:multiLevelType w:val="singleLevel"/>
+    <w:tmpl w:val="04090001"/>
+    <w:lvl w:ilvl="0">
+      <w:start w:val="1"/>
+      <w:numFmt w:val="bullet"/>
+      <w:lvlText w:val="■"/>
+      <w:lvlJc w:val="left"/>
+      <w:pPr>
+        <w:ind w:left="440" w:hanging="440"/>
+      </w:pPr>
+      <w:rPr>
+        <w:rFonts w:ascii="Meiryo UI" w:hAnsi="Meiryo UI" w:eastAsia="Meiryo UI" w:cs="Meiryo UI" w:hint="default"/>
+      </w:rPr>
+    </w:lvl>
+  </w:abstractNum>
+  <w:abstractNum w:abstractNumId="12" w15:restartNumberingAfterBreak="0">
     <w:nsid w:val="7AC532A8"/>
     <w:multiLevelType w:val="multilevel"/>
     <w:tmpl w:val="4E1E5628"/>
@@ -49369,131 +49456,44 @@
       </w:rPr>
     </w:lvl>
   </w:abstractNum>
-  <w:abstractNum w:abstractNumId="12" w15:restartNumberingAfterBreak="0">
-    <w:nsid w:val="7B40246B"/>
-    <w:multiLevelType w:val="hybridMultilevel"/>
-    <w:tmpl w:val="A06CCFA6"/>
-    <w:name w:val="__API_DOC_SQUARE_BULLET__22222"/>
-    <w:lvl w:ilvl="0" w:tplc="0409000F">
-      <w:start w:val="1"/>
-      <w:numFmt w:val="decimal"/>
-      <w:lvlText w:val="%1."/>
-      <w:lvlJc w:val="left"/>
-      <w:pPr>
-        <w:ind w:left="440" w:hanging="440"/>
-      </w:pPr>
-    </w:lvl>
-    <w:lvl w:ilvl="1" w:tplc="04090017" w:tentative="1">
-      <w:start w:val="1"/>
-      <w:numFmt w:val="aiueoFullWidth"/>
-      <w:lvlText w:val="(%2)"/>
-      <w:lvlJc w:val="left"/>
-      <w:pPr>
-        <w:ind w:left="880" w:hanging="440"/>
-      </w:pPr>
-    </w:lvl>
-    <w:lvl w:ilvl="2" w:tplc="04090011" w:tentative="1">
-      <w:start w:val="1"/>
-      <w:numFmt w:val="decimalEnclosedCircle"/>
-      <w:lvlText w:val="%3"/>
-      <w:lvlJc w:val="left"/>
-      <w:pPr>
-        <w:ind w:left="1320" w:hanging="440"/>
-      </w:pPr>
-    </w:lvl>
-    <w:lvl w:ilvl="3" w:tplc="0409000F" w:tentative="1">
-      <w:start w:val="1"/>
-      <w:numFmt w:val="decimal"/>
-      <w:lvlText w:val="%4."/>
-      <w:lvlJc w:val="left"/>
-      <w:pPr>
-        <w:ind w:left="1760" w:hanging="440"/>
-      </w:pPr>
-    </w:lvl>
-    <w:lvl w:ilvl="4" w:tplc="04090017" w:tentative="1">
-      <w:start w:val="1"/>
-      <w:numFmt w:val="aiueoFullWidth"/>
-      <w:lvlText w:val="(%5)"/>
-      <w:lvlJc w:val="left"/>
-      <w:pPr>
-        <w:ind w:left="2200" w:hanging="440"/>
-      </w:pPr>
-    </w:lvl>
-    <w:lvl w:ilvl="5" w:tplc="04090011" w:tentative="1">
-      <w:start w:val="1"/>
-      <w:numFmt w:val="decimalEnclosedCircle"/>
-      <w:lvlText w:val="%6"/>
-      <w:lvlJc w:val="left"/>
-      <w:pPr>
-        <w:ind w:left="2640" w:hanging="440"/>
-      </w:pPr>
-    </w:lvl>
-    <w:lvl w:ilvl="6" w:tplc="0409000F" w:tentative="1">
-      <w:start w:val="1"/>
-      <w:numFmt w:val="decimal"/>
-      <w:lvlText w:val="%7."/>
-      <w:lvlJc w:val="left"/>
-      <w:pPr>
-        <w:ind w:left="3080" w:hanging="440"/>
-      </w:pPr>
-    </w:lvl>
-    <w:lvl w:ilvl="7" w:tplc="04090017" w:tentative="1">
-      <w:start w:val="1"/>
-      <w:numFmt w:val="aiueoFullWidth"/>
-      <w:lvlText w:val="(%8)"/>
-      <w:lvlJc w:val="left"/>
-      <w:pPr>
-        <w:ind w:left="3520" w:hanging="440"/>
-      </w:pPr>
-    </w:lvl>
-    <w:lvl w:ilvl="8" w:tplc="04090011" w:tentative="1">
-      <w:start w:val="1"/>
-      <w:numFmt w:val="decimalEnclosedCircle"/>
-      <w:lvlText w:val="%9"/>
-      <w:lvlJc w:val="left"/>
-      <w:pPr>
-        <w:ind w:left="3960" w:hanging="440"/>
-      </w:pPr>
-    </w:lvl>
-  </w:abstractNum>
   <w:num w:numId="1" w16cid:durableId="296302402">
+    <w:abstractNumId w:val="12"/>
+  </w:num>
+  <w:num w:numId="2" w16cid:durableId="1464035587">
     <w:abstractNumId w:val="11"/>
   </w:num>
-  <w:num w:numId="2" w16cid:durableId="219443666">
+  <w:num w:numId="3" w16cid:durableId="864906929">
+    <w:abstractNumId w:val="3"/>
+  </w:num>
+  <w:num w:numId="4" w16cid:durableId="343559669">
     <w:abstractNumId w:val="7"/>
   </w:num>
-  <w:num w:numId="3" w16cid:durableId="1201212218">
+  <w:num w:numId="5" w16cid:durableId="1346981758">
+    <w:abstractNumId w:val="6"/>
+  </w:num>
+  <w:num w:numId="6" w16cid:durableId="1962564113">
+    <w:abstractNumId w:val="2"/>
+  </w:num>
+  <w:num w:numId="7" w16cid:durableId="1364482463">
+    <w:abstractNumId w:val="9"/>
+  </w:num>
+  <w:num w:numId="8" w16cid:durableId="474107234">
     <w:abstractNumId w:val="8"/>
   </w:num>
-  <w:num w:numId="4" w16cid:durableId="1990817376">
+  <w:num w:numId="9" w16cid:durableId="1710646032">
     <w:abstractNumId w:val="4"/>
   </w:num>
-  <w:num w:numId="5" w16cid:durableId="1041827403">
+  <w:num w:numId="10" w16cid:durableId="87040866">
+    <w:abstractNumId w:val="1"/>
+  </w:num>
+  <w:num w:numId="11" w16cid:durableId="535431743">
     <w:abstractNumId w:val="5"/>
   </w:num>
-  <w:num w:numId="6" w16cid:durableId="1820078756">
-    <w:abstractNumId w:val="1"/>
-  </w:num>
-  <w:num w:numId="7" w16cid:durableId="160972594">
-    <w:abstractNumId w:val="3"/>
-  </w:num>
-  <w:num w:numId="8" w16cid:durableId="148863991">
-    <w:abstractNumId w:val="12"/>
-  </w:num>
-  <w:num w:numId="9" w16cid:durableId="230118244">
-    <w:abstractNumId w:val="10"/>
-  </w:num>
-  <w:num w:numId="10" w16cid:durableId="2012028221">
-    <w:abstractNumId w:val="9"/>
-  </w:num>
-  <w:num w:numId="11" w16cid:durableId="1610507251">
-    <w:abstractNumId w:val="6"/>
-  </w:num>
-  <w:num w:numId="12" w16cid:durableId="56514208">
+  <w:num w:numId="12" w16cid:durableId="779374777">
     <w:abstractNumId w:val="0"/>
   </w:num>
-  <w:num w:numId="13" w16cid:durableId="1577546923">
-    <w:abstractNumId w:val="2"/>
+  <w:num w:numId="13" w16cid:durableId="230697205">
+    <w:abstractNumId w:val="10"/>
   </w:num>
   <w:numIdMacAtCleanup w:val="13"/>
 </w:numbering>
